--- a/docs/reference/DigitalCardBox MVP Timeline.docx
+++ b/docs/reference/DigitalCardBox MVP Timeline.docx
@@ -12,12 +12,12 @@
     </w:p>
     <w:p>
       <w:r>
-        <w:t>Event and one-off occasion pages shared by link or QR with optional cash gifting  |  Planning date 11 October 2026</w:t>
+        <w:t xml:space="preserve">Event and one-off occasion pages shared by link or QR with optional cash gifting  |  Planning date 13 October 2026</w:t>
       </w:r>
     </w:p>
     <w:p>
       <w:r>
-        <w:t>Planning date: 11 October 2026. DigitalCardBox targets a private, working external-wallet MVP by 31 October 2026. One experienced React developer uses AI to draft code but reviews and tests every security and payment-boundary change. The October scope is 114–157 focused engineering hours over three weeks (about 38–52 hours each week); the dated issue backlog totals 156 hours near the upper end. This is a demanding target, not a guarantee. The one-time development fee is indefinitely fixed at $500 and does not rise with hours or later planned code work. The broader external pilot, including supervised events and optional image generation, remains 126–192 hours over roughly 6–8 calendar weeks. Later premium checkout, integrated payments and licensed music are separate gates.</w:t>
+        <w:t xml:space="preserve">Planning date: 13 October 2026. DigitalCardBox targets a private, working external-wallet MVP by 31 October 2026. One experienced React developer uses AI to draft code but reviews and tests every security and payment-boundary change. The October scope is 180 focused engineering hours over three weeks (about 60 hours per week on average, with 72 scheduled in the first week); the dated issue backlog totals 156 hours near the upper end. This is a demanding target, not a guarantee. The one-time development fee is indefinitely fixed at $500 and does not rise with hours or later planned code work. The broader external pilot, including supervised events and optional image generation, remains 192–215 hours over roughly 6–8 calendar weeks. Later premium checkout, integrated payments and licensed music are separate gates.</w:t>
       </w:r>
     </w:p>
     <w:p>
@@ -35,511 +35,222 @@
     </w:p>
     <w:tbl>
       <w:tblPr>
-        <w:tblW w:type="auto" w:w="0"/>
-        <w:jc w:val="center"/>
-        <w:tblLayout w:type="fixed"/>
-        <w:tblLook w:firstColumn="1" w:firstRow="1" w:lastColumn="0" w:lastRow="0" w:noHBand="0" w:noVBand="1" w:val="04A0"/>
+        <w:tblW w:w="0" w:type="auto"/>
+        <w:tblBorders>
+          <w:top w:val="single" w:sz="4"/>
+          <w:bottom w:val="single" w:sz="4"/>
+          <w:insideH w:val="single" w:sz="4"/>
+        </w:tblBorders>
       </w:tblPr>
-      <w:tblGrid>
-        <w:gridCol w:w="1080"/>
-        <w:gridCol w:w="4939"/>
-        <w:gridCol w:w="1195"/>
-        <w:gridCol w:w="2578"/>
-      </w:tblGrid>
       <w:tr>
         <w:trPr>
-          <w:cantSplit/>
           <w:tblHeader/>
         </w:trPr>
         <w:tc>
           <w:tcPr>
-            <w:tcW w:type="dxa" w:w="1080"/>
-            <w:vAlign w:val="center"/>
-            <w:tcMar>
-              <w:top w:w="105" w:type="dxa"/>
-              <w:bottom w:w="105" w:type="dxa"/>
-              <w:left w:w="120" w:type="dxa"/>
-              <w:right w:w="120" w:type="dxa"/>
-            </w:tcMar>
-            <w:tcBorders>
-              <w:top w:val="single" w:sz="4" w:color="D9D9D9"/>
-              <w:left w:val="single" w:sz="4" w:color="D9D9D9"/>
-              <w:bottom w:val="single" w:sz="4" w:color="D9D9D9"/>
-              <w:right w:val="single" w:sz="4" w:color="D9D9D9"/>
-            </w:tcBorders>
-            <w:shd w:fill="24394D"/>
+            <w:tcW w:w="0" w:type="auto"/>
           </w:tcPr>
           <w:p>
             <w:r>
-              <w:t>Window</w:t>
+              <w:t xml:space="preserve">Window</w:t>
             </w:r>
           </w:p>
         </w:tc>
         <w:tc>
           <w:tcPr>
-            <w:tcW w:type="dxa" w:w="4939"/>
-            <w:vAlign w:val="center"/>
-            <w:tcMar>
-              <w:top w:w="105" w:type="dxa"/>
-              <w:bottom w:w="105" w:type="dxa"/>
-              <w:left w:w="120" w:type="dxa"/>
-              <w:right w:w="120" w:type="dxa"/>
-            </w:tcMar>
-            <w:tcBorders>
-              <w:top w:val="single" w:sz="4" w:color="D9D9D9"/>
-              <w:left w:val="single" w:sz="4" w:color="D9D9D9"/>
-              <w:bottom w:val="single" w:sz="4" w:color="D9D9D9"/>
-              <w:right w:val="single" w:sz="4" w:color="D9D9D9"/>
-            </w:tcBorders>
-            <w:shd w:fill="24394D"/>
+            <w:tcW w:w="0" w:type="auto"/>
           </w:tcPr>
           <w:p>
             <w:r>
-              <w:t>Build and learn</w:t>
+              <w:t xml:space="preserve">Build and learn</w:t>
             </w:r>
           </w:p>
         </w:tc>
         <w:tc>
           <w:tcPr>
-            <w:tcW w:type="dxa" w:w="1195"/>
-            <w:vAlign w:val="center"/>
-            <w:tcMar>
-              <w:top w:w="105" w:type="dxa"/>
-              <w:bottom w:w="105" w:type="dxa"/>
-              <w:left w:w="120" w:type="dxa"/>
-              <w:right w:w="120" w:type="dxa"/>
-            </w:tcMar>
-            <w:tcBorders>
-              <w:top w:val="single" w:sz="4" w:color="D9D9D9"/>
-              <w:left w:val="single" w:sz="4" w:color="D9D9D9"/>
-              <w:bottom w:val="single" w:sz="4" w:color="D9D9D9"/>
-              <w:right w:val="single" w:sz="4" w:color="D9D9D9"/>
-            </w:tcBorders>
-            <w:shd w:fill="24394D"/>
+            <w:tcW w:w="0" w:type="auto"/>
           </w:tcPr>
           <w:p>
             <w:r>
-              <w:t>Eng hours</w:t>
+              <w:t xml:space="preserve">Focused hours</w:t>
             </w:r>
           </w:p>
         </w:tc>
         <w:tc>
           <w:tcPr>
-            <w:tcW w:type="dxa" w:w="2578"/>
-            <w:vAlign w:val="center"/>
-            <w:tcMar>
-              <w:top w:w="105" w:type="dxa"/>
-              <w:bottom w:w="105" w:type="dxa"/>
-              <w:left w:w="120" w:type="dxa"/>
-              <w:right w:w="120" w:type="dxa"/>
-            </w:tcMar>
-            <w:tcBorders>
-              <w:top w:val="single" w:sz="4" w:color="D9D9D9"/>
-              <w:left w:val="single" w:sz="4" w:color="D9D9D9"/>
-              <w:bottom w:val="single" w:sz="4" w:color="D9D9D9"/>
-              <w:right w:val="single" w:sz="4" w:color="D9D9D9"/>
-            </w:tcBorders>
-            <w:shd w:fill="24394D"/>
+            <w:tcW w:w="0" w:type="auto"/>
           </w:tcPr>
           <w:p>
             <w:r>
-              <w:t>Exit condition</w:t>
+              <w:t xml:space="preserve">Exit condition</w:t>
             </w:r>
           </w:p>
         </w:tc>
       </w:tr>
       <w:tr>
-        <w:trPr>
-          <w:cantSplit/>
-        </w:trPr>
         <w:tc>
           <w:tcPr>
-            <w:tcW w:type="dxa" w:w="1080"/>
-            <w:vAlign w:val="center"/>
-            <w:tcMar>
-              <w:top w:w="105" w:type="dxa"/>
-              <w:bottom w:w="105" w:type="dxa"/>
-              <w:left w:w="120" w:type="dxa"/>
-              <w:right w:w="120" w:type="dxa"/>
-            </w:tcMar>
-            <w:tcBorders>
-              <w:top w:val="single" w:sz="4" w:color="D9D9D9"/>
-              <w:left w:val="single" w:sz="4" w:color="D9D9D9"/>
-              <w:bottom w:val="single" w:sz="4" w:color="D9D9D9"/>
-              <w:right w:val="single" w:sz="4" w:color="D9D9D9"/>
-            </w:tcBorders>
+            <w:tcW w:w="0" w:type="auto"/>
           </w:tcPr>
           <w:p>
             <w:r>
-              <w:t>12–18 Oct</w:t>
+              <w:t xml:space="preserve">12–18 Oct</w:t>
             </w:r>
           </w:p>
         </w:tc>
         <w:tc>
           <w:tcPr>
-            <w:tcW w:type="dxa" w:w="4939"/>
-            <w:vAlign w:val="center"/>
-            <w:tcMar>
-              <w:top w:w="105" w:type="dxa"/>
-              <w:bottom w:w="105" w:type="dxa"/>
-              <w:left w:w="120" w:type="dxa"/>
-              <w:right w:w="120" w:type="dxa"/>
-            </w:tcMar>
-            <w:tcBorders>
-              <w:top w:val="single" w:sz="4" w:color="D9D9D9"/>
-              <w:left w:val="single" w:sz="4" w:color="D9D9D9"/>
-              <w:bottom w:val="single" w:sz="4" w:color="D9D9D9"/>
-              <w:right w:val="single" w:sz="4" w:color="D9D9D9"/>
-            </w:tcBorders>
+            <w:tcW w:w="0" w:type="auto"/>
           </w:tcPr>
           <w:p>
             <w:r>
-              <w:t>Set up repo and deploy preview, choose backend stack, implement host sign-in, event ownership, date/time zone and link/QR; review mobile prototype.</w:t>
+              <w:t xml:space="preserve">PostgreSQL/runtime spike, migrations, 23-table schema and transaction/outbox foundations before host/event/link work.</w:t>
             </w:r>
           </w:p>
         </w:tc>
         <w:tc>
           <w:tcPr>
-            <w:tcW w:type="dxa" w:w="1195"/>
-            <w:vAlign w:val="center"/>
-            <w:tcMar>
-              <w:top w:w="105" w:type="dxa"/>
-              <w:bottom w:w="105" w:type="dxa"/>
-              <w:left w:w="120" w:type="dxa"/>
-              <w:right w:w="120" w:type="dxa"/>
-            </w:tcMar>
-            <w:tcBorders>
-              <w:top w:val="single" w:sz="4" w:color="D9D9D9"/>
-              <w:left w:val="single" w:sz="4" w:color="D9D9D9"/>
-              <w:bottom w:val="single" w:sz="4" w:color="D9D9D9"/>
-              <w:right w:val="single" w:sz="4" w:color="D9D9D9"/>
-            </w:tcBorders>
+            <w:tcW w:w="0" w:type="auto"/>
           </w:tcPr>
           <w:p>
             <w:r>
-              <w:t>36–48</w:t>
+              <w:t xml:space="preserve">72</w:t>
             </w:r>
           </w:p>
         </w:tc>
         <w:tc>
           <w:tcPr>
-            <w:tcW w:type="dxa" w:w="2578"/>
-            <w:vAlign w:val="center"/>
-            <w:tcMar>
-              <w:top w:w="105" w:type="dxa"/>
-              <w:bottom w:w="105" w:type="dxa"/>
-              <w:left w:w="120" w:type="dxa"/>
-              <w:right w:w="120" w:type="dxa"/>
-            </w:tcMar>
-            <w:tcBorders>
-              <w:top w:val="single" w:sz="4" w:color="D9D9D9"/>
-              <w:left w:val="single" w:sz="4" w:color="D9D9D9"/>
-              <w:bottom w:val="single" w:sz="4" w:color="D9D9D9"/>
-              <w:right w:val="single" w:sz="4" w:color="D9D9D9"/>
-            </w:tcBorders>
+            <w:tcW w:w="0" w:type="auto"/>
           </w:tcPr>
           <w:p>
             <w:r>
-              <w:t>Authenticated host can create and share an event; guest sees correct open or closed state.</w:t>
+              <w:t xml:space="preserve">Capacity review; persistence and actual runtime access checks pass.</w:t>
             </w:r>
           </w:p>
         </w:tc>
       </w:tr>
       <w:tr>
-        <w:trPr>
-          <w:cantSplit/>
-        </w:trPr>
         <w:tc>
           <w:tcPr>
-            <w:tcW w:type="dxa" w:w="1080"/>
-            <w:vAlign w:val="center"/>
-            <w:tcMar>
-              <w:top w:w="105" w:type="dxa"/>
-              <w:bottom w:w="105" w:type="dxa"/>
-              <w:left w:w="120" w:type="dxa"/>
-              <w:right w:w="120" w:type="dxa"/>
-            </w:tcMar>
-            <w:tcBorders>
-              <w:top w:val="single" w:sz="4" w:color="D9D9D9"/>
-              <w:left w:val="single" w:sz="4" w:color="D9D9D9"/>
-              <w:bottom w:val="single" w:sz="4" w:color="D9D9D9"/>
-              <w:right w:val="single" w:sz="4" w:color="D9D9D9"/>
-            </w:tcBorders>
-            <w:shd w:fill="F3F6F8"/>
+            <w:tcW w:w="0" w:type="auto"/>
           </w:tcPr>
           <w:p>
             <w:r>
-              <w:t>19–25 Oct</w:t>
+              <w:t xml:space="preserve">19–25 Oct</w:t>
             </w:r>
           </w:p>
         </w:tc>
         <w:tc>
           <w:tcPr>
-            <w:tcW w:type="dxa" w:w="4939"/>
-            <w:vAlign w:val="center"/>
-            <w:tcMar>
-              <w:top w:w="105" w:type="dxa"/>
-              <w:bottom w:w="105" w:type="dxa"/>
-              <w:left w:w="120" w:type="dxa"/>
-              <w:right w:w="120" w:type="dxa"/>
-            </w:tcMar>
-            <w:tcBorders>
-              <w:top w:val="single" w:sz="4" w:color="D9D9D9"/>
-              <w:left w:val="single" w:sz="4" w:color="D9D9D9"/>
-              <w:bottom w:val="single" w:sz="4" w:color="D9D9D9"/>
-              <w:right w:val="single" w:sz="4" w:color="D9D9D9"/>
-            </w:tcBorders>
-            <w:shd w:fill="F3F6F8"/>
+            <w:tcW w:w="0" w:type="auto"/>
           </w:tcPr>
           <w:p>
             <w:r>
-              <w:t>Implement manual note/card/photo, guided editable AI choices, private storage, host CardVault and verified multi-service destination setup.</w:t>
+              <w:t xml:space="preserve">Manual content/photo/consent, bounded AI and private host/book work.</w:t>
             </w:r>
           </w:p>
         </w:tc>
         <w:tc>
           <w:tcPr>
-            <w:tcW w:type="dxa" w:w="1195"/>
-            <w:vAlign w:val="center"/>
-            <w:tcMar>
-              <w:top w:w="105" w:type="dxa"/>
-              <w:bottom w:w="105" w:type="dxa"/>
-              <w:left w:w="120" w:type="dxa"/>
-              <w:right w:w="120" w:type="dxa"/>
-            </w:tcMar>
-            <w:tcBorders>
-              <w:top w:val="single" w:sz="4" w:color="D9D9D9"/>
-              <w:left w:val="single" w:sz="4" w:color="D9D9D9"/>
-              <w:bottom w:val="single" w:sz="4" w:color="D9D9D9"/>
-              <w:right w:val="single" w:sz="4" w:color="D9D9D9"/>
-            </w:tcBorders>
-            <w:shd w:fill="F3F6F8"/>
+            <w:tcW w:w="0" w:type="auto"/>
           </w:tcPr>
           <w:p>
             <w:r>
-              <w:t>42–55</w:t>
+              <w:t xml:space="preserve">54</w:t>
             </w:r>
           </w:p>
         </w:tc>
         <w:tc>
           <w:tcPr>
-            <w:tcW w:type="dxa" w:w="2578"/>
-            <w:vAlign w:val="center"/>
-            <w:tcMar>
-              <w:top w:w="105" w:type="dxa"/>
-              <w:bottom w:w="105" w:type="dxa"/>
-              <w:left w:w="120" w:type="dxa"/>
-              <w:right w:w="120" w:type="dxa"/>
-            </w:tcMar>
-            <w:tcBorders>
-              <w:top w:val="single" w:sz="4" w:color="D9D9D9"/>
-              <w:left w:val="single" w:sz="4" w:color="D9D9D9"/>
-              <w:bottom w:val="single" w:sz="4" w:color="D9D9D9"/>
-              <w:right w:val="single" w:sz="4" w:color="D9D9D9"/>
-            </w:tcBorders>
-            <w:shd w:fill="F3F6F8"/>
+            <w:tcW w:w="0" w:type="auto"/>
           </w:tcPr>
           <w:p>
             <w:r>
-              <w:t>Card works without AI or a gift; host can confirm multiple routes; changes pause only the edited route.</w:t>
+              <w:t xml:space="preserve">Manual path works independently; private scope and consent pass.</w:t>
             </w:r>
           </w:p>
         </w:tc>
       </w:tr>
       <w:tr>
-        <w:trPr>
-          <w:cantSplit/>
-        </w:trPr>
         <w:tc>
           <w:tcPr>
-            <w:tcW w:type="dxa" w:w="1080"/>
-            <w:vAlign w:val="center"/>
-            <w:tcMar>
-              <w:top w:w="105" w:type="dxa"/>
-              <w:bottom w:w="105" w:type="dxa"/>
-              <w:left w:w="120" w:type="dxa"/>
-              <w:right w:w="120" w:type="dxa"/>
-            </w:tcMar>
-            <w:tcBorders>
-              <w:top w:val="single" w:sz="4" w:color="D9D9D9"/>
-              <w:left w:val="single" w:sz="4" w:color="D9D9D9"/>
-              <w:bottom w:val="single" w:sz="4" w:color="D9D9D9"/>
-              <w:right w:val="single" w:sz="4" w:color="D9D9D9"/>
-            </w:tcBorders>
+            <w:tcW w:w="0" w:type="auto"/>
           </w:tcPr>
           <w:p>
             <w:r>
-              <w:t>26–31 Oct</w:t>
+              <w:t xml:space="preserve">26–31 Oct</w:t>
             </w:r>
           </w:p>
         </w:tc>
         <w:tc>
           <w:tcPr>
-            <w:tcW w:type="dxa" w:w="4939"/>
-            <w:vAlign w:val="center"/>
-            <w:tcMar>
-              <w:top w:w="105" w:type="dxa"/>
-              <w:bottom w:w="105" w:type="dxa"/>
-              <w:left w:w="120" w:type="dxa"/>
-              <w:right w:w="120" w:type="dxa"/>
-            </w:tcMar>
-            <w:tcBorders>
-              <w:top w:val="single" w:sz="4" w:color="D9D9D9"/>
-              <w:left w:val="single" w:sz="4" w:color="D9D9D9"/>
-              <w:bottom w:val="single" w:sz="4" w:color="D9D9D9"/>
-              <w:right w:val="single" w:sz="4" w:color="D9D9D9"/>
-            </w:tcBorders>
+            <w:tcW w:w="0" w:type="auto"/>
           </w:tcPr>
           <w:p>
             <w:r>
-              <w:t>Complete exact guest payee review and external handoff; enforce lifecycle, export and abuse limits; run mobile, access, wrong-payee and failure tests.</w:t>
+              <w:t xml:space="preserve">External selected-route review/handoff, export, recovery and release regression.</w:t>
             </w:r>
           </w:p>
         </w:tc>
         <w:tc>
           <w:tcPr>
-            <w:tcW w:type="dxa" w:w="1195"/>
-            <w:vAlign w:val="center"/>
-            <w:tcMar>
-              <w:top w:w="105" w:type="dxa"/>
-              <w:bottom w:w="105" w:type="dxa"/>
-              <w:left w:w="120" w:type="dxa"/>
-              <w:right w:w="120" w:type="dxa"/>
-            </w:tcMar>
-            <w:tcBorders>
-              <w:top w:val="single" w:sz="4" w:color="D9D9D9"/>
-              <w:left w:val="single" w:sz="4" w:color="D9D9D9"/>
-              <w:bottom w:val="single" w:sz="4" w:color="D9D9D9"/>
-              <w:right w:val="single" w:sz="4" w:color="D9D9D9"/>
-            </w:tcBorders>
+            <w:tcW w:w="0" w:type="auto"/>
           </w:tcPr>
           <w:p>
             <w:r>
-              <w:t>36–54</w:t>
+              <w:t xml:space="preserve">54</w:t>
             </w:r>
           </w:p>
         </w:tc>
         <w:tc>
           <w:tcPr>
-            <w:tcW w:type="dxa" w:w="2578"/>
-            <w:vAlign w:val="center"/>
-            <w:tcMar>
-              <w:top w:w="105" w:type="dxa"/>
-              <w:bottom w:w="105" w:type="dxa"/>
-              <w:left w:w="120" w:type="dxa"/>
-              <w:right w:w="120" w:type="dxa"/>
-            </w:tcMar>
-            <w:tcBorders>
-              <w:top w:val="single" w:sz="4" w:color="D9D9D9"/>
-              <w:left w:val="single" w:sz="4" w:color="D9D9D9"/>
-              <w:bottom w:val="single" w:sz="4" w:color="D9D9D9"/>
-              <w:right w:val="single" w:sz="4" w:color="D9D9D9"/>
-            </w:tcBorders>
+            <w:tcW w:w="0" w:type="auto"/>
           </w:tcPr>
           <w:p>
             <w:r>
-              <w:t>Private October MVP only if all security and money-state release gates pass.</w:t>
+              <w:t xml:space="preserve">Private release only if all acceptance gates pass.</w:t>
             </w:r>
           </w:p>
         </w:tc>
       </w:tr>
       <w:tr>
-        <w:trPr>
-          <w:cantSplit/>
-        </w:trPr>
         <w:tc>
           <w:tcPr>
-            <w:tcW w:type="dxa" w:w="1080"/>
-            <w:vAlign w:val="center"/>
-            <w:tcMar>
-              <w:top w:w="105" w:type="dxa"/>
-              <w:bottom w:w="105" w:type="dxa"/>
-              <w:left w:w="120" w:type="dxa"/>
-              <w:right w:w="120" w:type="dxa"/>
-            </w:tcMar>
-            <w:tcBorders>
-              <w:top w:val="single" w:sz="4" w:color="D9D9D9"/>
-              <w:left w:val="single" w:sz="4" w:color="D9D9D9"/>
-              <w:bottom w:val="single" w:sz="4" w:color="D9D9D9"/>
-              <w:right w:val="single" w:sz="4" w:color="D9D9D9"/>
-            </w:tcBorders>
-            <w:shd w:fill="F3F6F8"/>
+            <w:tcW w:w="0" w:type="auto"/>
           </w:tcPr>
           <w:p>
             <w:r>
-              <w:t>November pilot</w:t>
+              <w:t xml:space="preserve">Follow-on</w:t>
             </w:r>
           </w:p>
         </w:tc>
         <w:tc>
           <w:tcPr>
-            <w:tcW w:type="dxa" w:w="4939"/>
-            <w:vAlign w:val="center"/>
-            <w:tcMar>
-              <w:top w:w="105" w:type="dxa"/>
-              <w:bottom w:w="105" w:type="dxa"/>
-              <w:left w:w="120" w:type="dxa"/>
-              <w:right w:w="120" w:type="dxa"/>
-            </w:tcMar>
-            <w:tcBorders>
-              <w:top w:val="single" w:sz="4" w:color="D9D9D9"/>
-              <w:left w:val="single" w:sz="4" w:color="D9D9D9"/>
-              <w:bottom w:val="single" w:sz="4" w:color="D9D9D9"/>
-              <w:right w:val="single" w:sz="4" w:color="D9D9D9"/>
-            </w:tcBorders>
-            <w:shd w:fill="F3F6F8"/>
+            <w:tcW w:w="0" w:type="auto"/>
           </w:tcPr>
           <w:p>
             <w:r>
-              <w:t>Run two supervised occasions, measure completion, fix defects and optionally test image generation after the October gate.</w:t>
+              <w:t xml:space="preserve">Supervised occasions, optional art and fixes, separately scheduled.</w:t>
             </w:r>
           </w:p>
         </w:tc>
         <w:tc>
           <w:tcPr>
-            <w:tcW w:type="dxa" w:w="1195"/>
-            <w:vAlign w:val="center"/>
-            <w:tcMar>
-              <w:top w:w="105" w:type="dxa"/>
-              <w:bottom w:w="105" w:type="dxa"/>
-              <w:left w:w="120" w:type="dxa"/>
-              <w:right w:w="120" w:type="dxa"/>
-            </w:tcMar>
-            <w:tcBorders>
-              <w:top w:val="single" w:sz="4" w:color="D9D9D9"/>
-              <w:left w:val="single" w:sz="4" w:color="D9D9D9"/>
-              <w:bottom w:val="single" w:sz="4" w:color="D9D9D9"/>
-              <w:right w:val="single" w:sz="4" w:color="D9D9D9"/>
-            </w:tcBorders>
-            <w:shd w:fill="F3F6F8"/>
+            <w:tcW w:w="0" w:type="auto"/>
           </w:tcPr>
           <w:p>
             <w:r>
-              <w:t>12–35</w:t>
+              <w:t xml:space="preserve">12–35</w:t>
             </w:r>
           </w:p>
         </w:tc>
         <w:tc>
           <w:tcPr>
-            <w:tcW w:type="dxa" w:w="2578"/>
-            <w:vAlign w:val="center"/>
-            <w:tcMar>
-              <w:top w:w="105" w:type="dxa"/>
-              <w:bottom w:w="105" w:type="dxa"/>
-              <w:left w:w="120" w:type="dxa"/>
-              <w:right w:w="120" w:type="dxa"/>
-            </w:tcMar>
-            <w:tcBorders>
-              <w:top w:val="single" w:sz="4" w:color="D9D9D9"/>
-              <w:left w:val="single" w:sz="4" w:color="D9D9D9"/>
-              <w:bottom w:val="single" w:sz="4" w:color="D9D9D9"/>
-              <w:right w:val="single" w:sz="4" w:color="D9D9D9"/>
-            </w:tcBorders>
-            <w:shd w:fill="F3F6F8"/>
+            <w:tcW w:w="0" w:type="auto"/>
           </w:tcPr>
           <w:p>
             <w:r>
-              <w:t>Hosts reconcile real external transfers themselves; no app claim of provider verification.</w:t>
+              <w:t xml:space="preserve">Reestimate from actual pilot evidence.</w:t>
             </w:r>
           </w:p>
         </w:tc>
@@ -843,806 +554,306 @@
     </w:p>
     <w:tbl>
       <w:tblPr>
-        <w:tblW w:type="auto" w:w="0"/>
-        <w:jc w:val="center"/>
-        <w:tblLayout w:type="fixed"/>
-        <w:tblLook w:firstColumn="1" w:firstRow="1" w:lastColumn="0" w:lastRow="0" w:noHBand="0" w:noVBand="1" w:val="04A0"/>
+        <w:tblW w:w="0" w:type="auto"/>
+        <w:tblBorders>
+          <w:top w:val="single" w:sz="4"/>
+          <w:bottom w:val="single" w:sz="4"/>
+          <w:insideH w:val="single" w:sz="4"/>
+        </w:tblBorders>
       </w:tblPr>
-      <w:tblGrid>
-        <w:gridCol w:w="821"/>
-        <w:gridCol w:w="5414"/>
-        <w:gridCol w:w="1181"/>
-        <w:gridCol w:w="2376"/>
-      </w:tblGrid>
       <w:tr>
         <w:trPr>
-          <w:cantSplit/>
           <w:tblHeader/>
         </w:trPr>
         <w:tc>
           <w:tcPr>
-            <w:tcW w:type="dxa" w:w="821"/>
-            <w:vAlign w:val="center"/>
-            <w:tcMar>
-              <w:top w:w="105" w:type="dxa"/>
-              <w:bottom w:w="105" w:type="dxa"/>
-              <w:left w:w="120" w:type="dxa"/>
-              <w:right w:w="120" w:type="dxa"/>
-            </w:tcMar>
-            <w:tcBorders>
-              <w:top w:val="single" w:sz="4" w:color="D9D9D9"/>
-              <w:left w:val="single" w:sz="4" w:color="D9D9D9"/>
-              <w:bottom w:val="single" w:sz="4" w:color="D9D9D9"/>
-              <w:right w:val="single" w:sz="4" w:color="D9D9D9"/>
-            </w:tcBorders>
-            <w:shd w:fill="24394D"/>
+            <w:tcW w:w="0" w:type="auto"/>
           </w:tcPr>
           <w:p>
             <w:r>
-              <w:t>Dates</w:t>
+              <w:t xml:space="preserve">Dates</w:t>
             </w:r>
           </w:p>
         </w:tc>
         <w:tc>
           <w:tcPr>
-            <w:tcW w:type="dxa" w:w="5414"/>
-            <w:vAlign w:val="center"/>
-            <w:tcMar>
-              <w:top w:w="105" w:type="dxa"/>
-              <w:bottom w:w="105" w:type="dxa"/>
-              <w:left w:w="120" w:type="dxa"/>
-              <w:right w:w="120" w:type="dxa"/>
-            </w:tcMar>
-            <w:tcBorders>
-              <w:top w:val="single" w:sz="4" w:color="D9D9D9"/>
-              <w:left w:val="single" w:sz="4" w:color="D9D9D9"/>
-              <w:bottom w:val="single" w:sz="4" w:color="D9D9D9"/>
-              <w:right w:val="single" w:sz="4" w:color="D9D9D9"/>
-            </w:tcBorders>
-            <w:shd w:fill="24394D"/>
+            <w:tcW w:w="0" w:type="auto"/>
           </w:tcPr>
           <w:p>
             <w:r>
-              <w:t>Concrete output</w:t>
+              <w:t xml:space="preserve">Concrete output</w:t>
             </w:r>
           </w:p>
         </w:tc>
         <w:tc>
           <w:tcPr>
-            <w:tcW w:type="dxa" w:w="1181"/>
-            <w:vAlign w:val="center"/>
-            <w:tcMar>
-              <w:top w:w="105" w:type="dxa"/>
-              <w:bottom w:w="105" w:type="dxa"/>
-              <w:left w:w="120" w:type="dxa"/>
-              <w:right w:w="120" w:type="dxa"/>
-            </w:tcMar>
-            <w:tcBorders>
-              <w:top w:val="single" w:sz="4" w:color="D9D9D9"/>
-              <w:left w:val="single" w:sz="4" w:color="D9D9D9"/>
-              <w:bottom w:val="single" w:sz="4" w:color="D9D9D9"/>
-              <w:right w:val="single" w:sz="4" w:color="D9D9D9"/>
-            </w:tcBorders>
-            <w:shd w:fill="24394D"/>
+            <w:tcW w:w="0" w:type="auto"/>
           </w:tcPr>
           <w:p>
             <w:r>
-              <w:t>Eng hours</w:t>
+              <w:t xml:space="preserve">Focused hours</w:t>
             </w:r>
           </w:p>
         </w:tc>
         <w:tc>
           <w:tcPr>
-            <w:tcW w:type="dxa" w:w="2376"/>
-            <w:vAlign w:val="center"/>
-            <w:tcMar>
-              <w:top w:w="105" w:type="dxa"/>
-              <w:bottom w:w="105" w:type="dxa"/>
-              <w:left w:w="120" w:type="dxa"/>
-              <w:right w:w="120" w:type="dxa"/>
-            </w:tcMar>
-            <w:tcBorders>
-              <w:top w:val="single" w:sz="4" w:color="D9D9D9"/>
-              <w:left w:val="single" w:sz="4" w:color="D9D9D9"/>
-              <w:bottom w:val="single" w:sz="4" w:color="D9D9D9"/>
-              <w:right w:val="single" w:sz="4" w:color="D9D9D9"/>
-            </w:tcBorders>
-            <w:shd w:fill="24394D"/>
+            <w:tcW w:w="0" w:type="auto"/>
           </w:tcPr>
           <w:p>
             <w:r>
-              <w:t>Owner or dependency</w:t>
+              <w:t xml:space="preserve">Owner/dependency</w:t>
             </w:r>
           </w:p>
         </w:tc>
       </w:tr>
       <w:tr>
-        <w:trPr>
-          <w:cantSplit/>
-        </w:trPr>
         <w:tc>
           <w:tcPr>
-            <w:tcW w:type="dxa" w:w="821"/>
-            <w:vAlign w:val="center"/>
-            <w:tcMar>
-              <w:top w:w="105" w:type="dxa"/>
-              <w:bottom w:w="105" w:type="dxa"/>
-              <w:left w:w="120" w:type="dxa"/>
-              <w:right w:w="120" w:type="dxa"/>
-            </w:tcMar>
-            <w:tcBorders>
-              <w:top w:val="single" w:sz="4" w:color="D9D9D9"/>
-              <w:left w:val="single" w:sz="4" w:color="D9D9D9"/>
-              <w:bottom w:val="single" w:sz="4" w:color="D9D9D9"/>
-              <w:right w:val="single" w:sz="4" w:color="D9D9D9"/>
-            </w:tcBorders>
+            <w:tcW w:w="0" w:type="auto"/>
           </w:tcPr>
           <w:p>
             <w:r>
-              <w:t>12–14 Oct</w:t>
+              <w:t xml:space="preserve">12–14 Oct</w:t>
             </w:r>
           </w:p>
         </w:tc>
         <w:tc>
           <w:tcPr>
-            <w:tcW w:type="dxa" w:w="5414"/>
-            <w:vAlign w:val="center"/>
-            <w:tcMar>
-              <w:top w:w="105" w:type="dxa"/>
-              <w:bottom w:w="105" w:type="dxa"/>
-              <w:left w:w="120" w:type="dxa"/>
-              <w:right w:w="120" w:type="dxa"/>
-            </w:tcMar>
-            <w:tcBorders>
-              <w:top w:val="single" w:sz="4" w:color="D9D9D9"/>
-              <w:left w:val="single" w:sz="4" w:color="D9D9D9"/>
-              <w:bottom w:val="single" w:sz="4" w:color="D9D9D9"/>
-              <w:right w:val="single" w:sz="4" w:color="D9D9D9"/>
-            </w:tcBorders>
+            <w:tcW w:w="0" w:type="auto"/>
           </w:tcPr>
           <w:p>
             <w:r>
-              <w:t>Initialize repository, CI, prototype and backend decision; specify host access and destination state.</w:t>
+              <w:t xml:space="preserve">Stack/PostgreSQL spike and demo prerequisites.</w:t>
             </w:r>
           </w:p>
         </w:tc>
         <w:tc>
           <w:tcPr>
-            <w:tcW w:type="dxa" w:w="1181"/>
-            <w:vAlign w:val="center"/>
-            <w:tcMar>
-              <w:top w:w="105" w:type="dxa"/>
-              <w:bottom w:w="105" w:type="dxa"/>
-              <w:left w:w="120" w:type="dxa"/>
-              <w:right w:w="120" w:type="dxa"/>
-            </w:tcMar>
-            <w:tcBorders>
-              <w:top w:val="single" w:sz="4" w:color="D9D9D9"/>
-              <w:left w:val="single" w:sz="4" w:color="D9D9D9"/>
-              <w:bottom w:val="single" w:sz="4" w:color="D9D9D9"/>
-              <w:right w:val="single" w:sz="4" w:color="D9D9D9"/>
-            </w:tcBorders>
+            <w:tcW w:w="0" w:type="auto"/>
           </w:tcPr>
           <w:p>
             <w:r>
-              <w:t>13–18</w:t>
+              <w:t xml:space="preserve">14</w:t>
             </w:r>
           </w:p>
         </w:tc>
         <w:tc>
           <w:tcPr>
-            <w:tcW w:type="dxa" w:w="2376"/>
-            <w:vAlign w:val="center"/>
-            <w:tcMar>
-              <w:top w:w="105" w:type="dxa"/>
-              <w:bottom w:w="105" w:type="dxa"/>
-              <w:left w:w="120" w:type="dxa"/>
-              <w:right w:w="120" w:type="dxa"/>
-            </w:tcMar>
-            <w:tcBorders>
-              <w:top w:val="single" w:sz="4" w:color="D9D9D9"/>
-              <w:left w:val="single" w:sz="4" w:color="D9D9D9"/>
-              <w:bottom w:val="single" w:sz="4" w:color="D9D9D9"/>
-              <w:right w:val="single" w:sz="4" w:color="D9D9D9"/>
-            </w:tcBorders>
+            <w:tcW w:w="0" w:type="auto"/>
           </w:tcPr>
           <w:p>
             <w:r>
-              <w:t>Developer; founder feedback</w:t>
+              <w:t xml:space="preserve">Developer; prerequisite story links in backlog.json</w:t>
             </w:r>
           </w:p>
         </w:tc>
       </w:tr>
       <w:tr>
-        <w:trPr>
-          <w:cantSplit/>
-        </w:trPr>
         <w:tc>
           <w:tcPr>
-            <w:tcW w:type="dxa" w:w="821"/>
-            <w:vAlign w:val="center"/>
-            <w:tcMar>
-              <w:top w:w="105" w:type="dxa"/>
-              <w:bottom w:w="105" w:type="dxa"/>
-              <w:left w:w="120" w:type="dxa"/>
-              <w:right w:w="120" w:type="dxa"/>
-            </w:tcMar>
-            <w:tcBorders>
-              <w:top w:val="single" w:sz="4" w:color="D9D9D9"/>
-              <w:left w:val="single" w:sz="4" w:color="D9D9D9"/>
-              <w:bottom w:val="single" w:sz="4" w:color="D9D9D9"/>
-              <w:right w:val="single" w:sz="4" w:color="D9D9D9"/>
-            </w:tcBorders>
-            <w:shd w:fill="F3F6F8"/>
+            <w:tcW w:w="0" w:type="auto"/>
           </w:tcPr>
           <w:p>
             <w:r>
-              <w:t>15–18 Oct</w:t>
+              <w:t xml:space="preserve">15–18 Oct</w:t>
             </w:r>
           </w:p>
         </w:tc>
         <w:tc>
           <w:tcPr>
-            <w:tcW w:type="dxa" w:w="5414"/>
-            <w:vAlign w:val="center"/>
-            <w:tcMar>
-              <w:top w:w="105" w:type="dxa"/>
-              <w:bottom w:w="105" w:type="dxa"/>
-              <w:left w:w="120" w:type="dxa"/>
-              <w:right w:w="120" w:type="dxa"/>
-            </w:tcMar>
-            <w:tcBorders>
-              <w:top w:val="single" w:sz="4" w:color="D9D9D9"/>
-              <w:left w:val="single" w:sz="4" w:color="D9D9D9"/>
-              <w:bottom w:val="single" w:sz="4" w:color="D9D9D9"/>
-              <w:right w:val="single" w:sz="4" w:color="D9D9D9"/>
-            </w:tcBorders>
-            <w:shd w:fill="F3F6F8"/>
+            <w:tcW w:w="0" w:type="auto"/>
           </w:tcPr>
           <w:p>
             <w:r>
-              <w:t>Host auth, event setup, server lifecycle, link and QR; test ownership.</w:t>
+              <w:t xml:space="preserve">Constrained migrations and transaction/outbox foundation, host/event/link work.</w:t>
             </w:r>
           </w:p>
         </w:tc>
         <w:tc>
           <w:tcPr>
-            <w:tcW w:type="dxa" w:w="1181"/>
-            <w:vAlign w:val="center"/>
-            <w:tcMar>
-              <w:top w:w="105" w:type="dxa"/>
-              <w:bottom w:w="105" w:type="dxa"/>
-              <w:left w:w="120" w:type="dxa"/>
-              <w:right w:w="120" w:type="dxa"/>
-            </w:tcMar>
-            <w:tcBorders>
-              <w:top w:val="single" w:sz="4" w:color="D9D9D9"/>
-              <w:left w:val="single" w:sz="4" w:color="D9D9D9"/>
-              <w:bottom w:val="single" w:sz="4" w:color="D9D9D9"/>
-              <w:right w:val="single" w:sz="4" w:color="D9D9D9"/>
-            </w:tcBorders>
-            <w:shd w:fill="F3F6F8"/>
+            <w:tcW w:w="0" w:type="auto"/>
           </w:tcPr>
           <w:p>
             <w:r>
-              <w:t>23–30</w:t>
+              <w:t xml:space="preserve">58</w:t>
             </w:r>
           </w:p>
         </w:tc>
         <w:tc>
           <w:tcPr>
-            <w:tcW w:type="dxa" w:w="2376"/>
-            <w:vAlign w:val="center"/>
-            <w:tcMar>
-              <w:top w:w="105" w:type="dxa"/>
-              <w:bottom w:w="105" w:type="dxa"/>
-              <w:left w:w="120" w:type="dxa"/>
-              <w:right w:w="120" w:type="dxa"/>
-            </w:tcMar>
-            <w:tcBorders>
-              <w:top w:val="single" w:sz="4" w:color="D9D9D9"/>
-              <w:left w:val="single" w:sz="4" w:color="D9D9D9"/>
-              <w:bottom w:val="single" w:sz="4" w:color="D9D9D9"/>
-              <w:right w:val="single" w:sz="4" w:color="D9D9D9"/>
-            </w:tcBorders>
-            <w:shd w:fill="F3F6F8"/>
+            <w:tcW w:w="0" w:type="auto"/>
           </w:tcPr>
           <w:p>
             <w:r>
-              <w:t>Developer</w:t>
+              <w:t xml:space="preserve">Developer; prerequisite story links in backlog.json</w:t>
             </w:r>
           </w:p>
         </w:tc>
       </w:tr>
       <w:tr>
-        <w:trPr>
-          <w:cantSplit/>
-        </w:trPr>
         <w:tc>
           <w:tcPr>
-            <w:tcW w:type="dxa" w:w="821"/>
-            <w:vAlign w:val="center"/>
-            <w:tcMar>
-              <w:top w:w="105" w:type="dxa"/>
-              <w:bottom w:w="105" w:type="dxa"/>
-              <w:left w:w="120" w:type="dxa"/>
-              <w:right w:w="120" w:type="dxa"/>
-            </w:tcMar>
-            <w:tcBorders>
-              <w:top w:val="single" w:sz="4" w:color="D9D9D9"/>
-              <w:left w:val="single" w:sz="4" w:color="D9D9D9"/>
-              <w:bottom w:val="single" w:sz="4" w:color="D9D9D9"/>
-              <w:right w:val="single" w:sz="4" w:color="D9D9D9"/>
-            </w:tcBorders>
+            <w:tcW w:w="0" w:type="auto"/>
           </w:tcPr>
           <w:p>
             <w:r>
-              <w:t>19–22 Oct</w:t>
+              <w:t xml:space="preserve">19–22 Oct</w:t>
             </w:r>
           </w:p>
         </w:tc>
         <w:tc>
           <w:tcPr>
-            <w:tcW w:type="dxa" w:w="5414"/>
-            <w:vAlign w:val="center"/>
-            <w:tcMar>
-              <w:top w:w="105" w:type="dxa"/>
-              <w:bottom w:w="105" w:type="dxa"/>
-              <w:left w:w="120" w:type="dxa"/>
-              <w:right w:w="120" w:type="dxa"/>
-            </w:tcMar>
-            <w:tcBorders>
-              <w:top w:val="single" w:sz="4" w:color="D9D9D9"/>
-              <w:left w:val="single" w:sz="4" w:color="D9D9D9"/>
-              <w:bottom w:val="single" w:sz="4" w:color="D9D9D9"/>
-              <w:right w:val="single" w:sz="4" w:color="D9D9D9"/>
-            </w:tcBorders>
+            <w:tcW w:w="0" w:type="auto"/>
           </w:tcPr>
           <w:p>
             <w:r>
-              <w:t>Manual notes/cards/photo and guided editable AI note/card choices; test fallback and quotas.</w:t>
+              <w:t xml:space="preserve">Manual content, guided note choices and event boundaries.</w:t>
             </w:r>
           </w:p>
         </w:tc>
         <w:tc>
           <w:tcPr>
-            <w:tcW w:type="dxa" w:w="1181"/>
-            <w:vAlign w:val="center"/>
-            <w:tcMar>
-              <w:top w:w="105" w:type="dxa"/>
-              <w:bottom w:w="105" w:type="dxa"/>
-              <w:left w:w="120" w:type="dxa"/>
-              <w:right w:w="120" w:type="dxa"/>
-            </w:tcMar>
-            <w:tcBorders>
-              <w:top w:val="single" w:sz="4" w:color="D9D9D9"/>
-              <w:left w:val="single" w:sz="4" w:color="D9D9D9"/>
-              <w:bottom w:val="single" w:sz="4" w:color="D9D9D9"/>
-              <w:right w:val="single" w:sz="4" w:color="D9D9D9"/>
-            </w:tcBorders>
+            <w:tcW w:w="0" w:type="auto"/>
           </w:tcPr>
           <w:p>
             <w:r>
-              <w:t>21–28</w:t>
+              <w:t xml:space="preserve">21</w:t>
             </w:r>
           </w:p>
         </w:tc>
         <w:tc>
           <w:tcPr>
-            <w:tcW w:type="dxa" w:w="2376"/>
-            <w:vAlign w:val="center"/>
-            <w:tcMar>
-              <w:top w:w="105" w:type="dxa"/>
-              <w:bottom w:w="105" w:type="dxa"/>
-              <w:left w:w="120" w:type="dxa"/>
-              <w:right w:w="120" w:type="dxa"/>
-            </w:tcMar>
-            <w:tcBorders>
-              <w:top w:val="single" w:sz="4" w:color="D9D9D9"/>
-              <w:left w:val="single" w:sz="4" w:color="D9D9D9"/>
-              <w:bottom w:val="single" w:sz="4" w:color="D9D9D9"/>
-              <w:right w:val="single" w:sz="4" w:color="D9D9D9"/>
-            </w:tcBorders>
+            <w:tcW w:w="0" w:type="auto"/>
           </w:tcPr>
           <w:p>
             <w:r>
-              <w:t>Developer</w:t>
+              <w:t xml:space="preserve">Developer; prerequisite story links in backlog.json</w:t>
             </w:r>
           </w:p>
         </w:tc>
       </w:tr>
       <w:tr>
-        <w:trPr>
-          <w:cantSplit/>
-        </w:trPr>
         <w:tc>
           <w:tcPr>
-            <w:tcW w:type="dxa" w:w="821"/>
-            <w:vAlign w:val="center"/>
-            <w:tcMar>
-              <w:top w:w="105" w:type="dxa"/>
-              <w:bottom w:w="105" w:type="dxa"/>
-              <w:left w:w="120" w:type="dxa"/>
-              <w:right w:w="120" w:type="dxa"/>
-            </w:tcMar>
-            <w:tcBorders>
-              <w:top w:val="single" w:sz="4" w:color="D9D9D9"/>
-              <w:left w:val="single" w:sz="4" w:color="D9D9D9"/>
-              <w:bottom w:val="single" w:sz="4" w:color="D9D9D9"/>
-              <w:right w:val="single" w:sz="4" w:color="D9D9D9"/>
-            </w:tcBorders>
-            <w:shd w:fill="F3F6F8"/>
+            <w:tcW w:w="0" w:type="auto"/>
           </w:tcPr>
           <w:p>
             <w:r>
-              <w:t>23–25 Oct</w:t>
+              <w:t xml:space="preserve">23–25 Oct</w:t>
             </w:r>
           </w:p>
         </w:tc>
         <w:tc>
           <w:tcPr>
-            <w:tcW w:type="dxa" w:w="5414"/>
-            <w:vAlign w:val="center"/>
-            <w:tcMar>
-              <w:top w:w="105" w:type="dxa"/>
-              <w:bottom w:w="105" w:type="dxa"/>
-              <w:left w:w="120" w:type="dxa"/>
-              <w:right w:w="120" w:type="dxa"/>
-            </w:tcMar>
-            <w:tcBorders>
-              <w:top w:val="single" w:sz="4" w:color="D9D9D9"/>
-              <w:left w:val="single" w:sz="4" w:color="D9D9D9"/>
-              <w:bottom w:val="single" w:sz="4" w:color="D9D9D9"/>
-              <w:right w:val="single" w:sz="4" w:color="D9D9D9"/>
-            </w:tcBorders>
-            <w:shd w:fill="F3F6F8"/>
+            <w:tcW w:w="0" w:type="auto"/>
           </w:tcPr>
           <w:p>
             <w:r>
-              <w:t>Host dashboard and CardVault; configure, double-enter, confirm and version payment service routes.</w:t>
+              <w:t xml:space="preserve">Consent/photo/moderation, quotas/fallback and private host/book state.</w:t>
             </w:r>
           </w:p>
         </w:tc>
         <w:tc>
           <w:tcPr>
-            <w:tcW w:type="dxa" w:w="1181"/>
-            <w:vAlign w:val="center"/>
-            <w:tcMar>
-              <w:top w:w="105" w:type="dxa"/>
-              <w:bottom w:w="105" w:type="dxa"/>
-              <w:left w:w="120" w:type="dxa"/>
-              <w:right w:w="120" w:type="dxa"/>
-            </w:tcMar>
-            <w:tcBorders>
-              <w:top w:val="single" w:sz="4" w:color="D9D9D9"/>
-              <w:left w:val="single" w:sz="4" w:color="D9D9D9"/>
-              <w:bottom w:val="single" w:sz="4" w:color="D9D9D9"/>
-              <w:right w:val="single" w:sz="4" w:color="D9D9D9"/>
-            </w:tcBorders>
-            <w:shd w:fill="F3F6F8"/>
+            <w:tcW w:w="0" w:type="auto"/>
           </w:tcPr>
           <w:p>
             <w:r>
-              <w:t>21–27</w:t>
+              <w:t xml:space="preserve">33</w:t>
             </w:r>
           </w:p>
         </w:tc>
         <w:tc>
           <w:tcPr>
-            <w:tcW w:type="dxa" w:w="2376"/>
-            <w:vAlign w:val="center"/>
-            <w:tcMar>
-              <w:top w:w="105" w:type="dxa"/>
-              <w:bottom w:w="105" w:type="dxa"/>
-              <w:left w:w="120" w:type="dxa"/>
-              <w:right w:w="120" w:type="dxa"/>
-            </w:tcMar>
-            <w:tcBorders>
-              <w:top w:val="single" w:sz="4" w:color="D9D9D9"/>
-              <w:left w:val="single" w:sz="4" w:color="D9D9D9"/>
-              <w:bottom w:val="single" w:sz="4" w:color="D9D9D9"/>
-              <w:right w:val="single" w:sz="4" w:color="D9D9D9"/>
-            </w:tcBorders>
-            <w:shd w:fill="F3F6F8"/>
+            <w:tcW w:w="0" w:type="auto"/>
           </w:tcPr>
           <w:p>
             <w:r>
-              <w:t>Developer</w:t>
+              <w:t xml:space="preserve">Developer; prerequisite story links in backlog.json</w:t>
             </w:r>
           </w:p>
         </w:tc>
       </w:tr>
       <w:tr>
-        <w:trPr>
-          <w:cantSplit/>
-        </w:trPr>
         <w:tc>
           <w:tcPr>
-            <w:tcW w:type="dxa" w:w="821"/>
-            <w:vAlign w:val="center"/>
-            <w:tcMar>
-              <w:top w:w="105" w:type="dxa"/>
-              <w:bottom w:w="105" w:type="dxa"/>
-              <w:left w:w="120" w:type="dxa"/>
-              <w:right w:w="120" w:type="dxa"/>
-            </w:tcMar>
-            <w:tcBorders>
-              <w:top w:val="single" w:sz="4" w:color="D9D9D9"/>
-              <w:left w:val="single" w:sz="4" w:color="D9D9D9"/>
-              <w:bottom w:val="single" w:sz="4" w:color="D9D9D9"/>
-              <w:right w:val="single" w:sz="4" w:color="D9D9D9"/>
-            </w:tcBorders>
+            <w:tcW w:w="0" w:type="auto"/>
           </w:tcPr>
           <w:p>
             <w:r>
-              <w:t>26–29 Oct</w:t>
+              <w:t xml:space="preserve">26–29 Oct</w:t>
             </w:r>
           </w:p>
         </w:tc>
         <w:tc>
           <w:tcPr>
-            <w:tcW w:type="dxa" w:w="5414"/>
-            <w:vAlign w:val="center"/>
-            <w:tcMar>
-              <w:top w:w="105" w:type="dxa"/>
-              <w:bottom w:w="105" w:type="dxa"/>
-              <w:left w:w="120" w:type="dxa"/>
-              <w:right w:w="120" w:type="dxa"/>
-            </w:tcMar>
-            <w:tcBorders>
-              <w:top w:val="single" w:sz="4" w:color="D9D9D9"/>
-              <w:left w:val="single" w:sz="4" w:color="D9D9D9"/>
-              <w:bottom w:val="single" w:sz="4" w:color="D9D9D9"/>
-              <w:right w:val="single" w:sz="4" w:color="D9D9D9"/>
-            </w:tcBorders>
+            <w:tcW w:w="0" w:type="auto"/>
           </w:tcPr>
           <w:p>
             <w:r>
-              <w:t>Guest service picker, payee disclosure and handoff; test switching, stale versions, closed pages and access controls.</w:t>
+              <w:t xml:space="preserve">Confirmed route setup, exact review, switch/stale-route rejection and alerts.</w:t>
             </w:r>
           </w:p>
         </w:tc>
         <w:tc>
           <w:tcPr>
-            <w:tcW w:type="dxa" w:w="1181"/>
-            <w:vAlign w:val="center"/>
-            <w:tcMar>
-              <w:top w:w="105" w:type="dxa"/>
-              <w:bottom w:w="105" w:type="dxa"/>
-              <w:left w:w="120" w:type="dxa"/>
-              <w:right w:w="120" w:type="dxa"/>
-            </w:tcMar>
-            <w:tcBorders>
-              <w:top w:val="single" w:sz="4" w:color="D9D9D9"/>
-              <w:left w:val="single" w:sz="4" w:color="D9D9D9"/>
-              <w:bottom w:val="single" w:sz="4" w:color="D9D9D9"/>
-              <w:right w:val="single" w:sz="4" w:color="D9D9D9"/>
-            </w:tcBorders>
+            <w:tcW w:w="0" w:type="auto"/>
           </w:tcPr>
           <w:p>
             <w:r>
-              <w:t>24–37</w:t>
+              <w:t xml:space="preserve">28</w:t>
             </w:r>
           </w:p>
         </w:tc>
         <w:tc>
           <w:tcPr>
-            <w:tcW w:type="dxa" w:w="2376"/>
-            <w:vAlign w:val="center"/>
-            <w:tcMar>
-              <w:top w:w="105" w:type="dxa"/>
-              <w:bottom w:w="105" w:type="dxa"/>
-              <w:left w:w="120" w:type="dxa"/>
-              <w:right w:w="120" w:type="dxa"/>
-            </w:tcMar>
-            <w:tcBorders>
-              <w:top w:val="single" w:sz="4" w:color="D9D9D9"/>
-              <w:left w:val="single" w:sz="4" w:color="D9D9D9"/>
-              <w:bottom w:val="single" w:sz="4" w:color="D9D9D9"/>
-              <w:right w:val="single" w:sz="4" w:color="D9D9D9"/>
-            </w:tcBorders>
+            <w:tcW w:w="0" w:type="auto"/>
           </w:tcPr>
           <w:p>
             <w:r>
-              <w:t>Developer</w:t>
+              <w:t xml:space="preserve">Developer; prerequisite story links in backlog.json</w:t>
             </w:r>
           </w:p>
         </w:tc>
       </w:tr>
       <w:tr>
-        <w:trPr>
-          <w:cantSplit/>
-        </w:trPr>
         <w:tc>
           <w:tcPr>
-            <w:tcW w:type="dxa" w:w="821"/>
-            <w:vAlign w:val="center"/>
-            <w:tcMar>
-              <w:top w:w="105" w:type="dxa"/>
-              <w:bottom w:w="105" w:type="dxa"/>
-              <w:left w:w="120" w:type="dxa"/>
-              <w:right w:w="120" w:type="dxa"/>
-            </w:tcMar>
-            <w:tcBorders>
-              <w:top w:val="single" w:sz="4" w:color="D9D9D9"/>
-              <w:left w:val="single" w:sz="4" w:color="D9D9D9"/>
-              <w:bottom w:val="single" w:sz="4" w:color="D9D9D9"/>
-              <w:right w:val="single" w:sz="4" w:color="D9D9D9"/>
-            </w:tcBorders>
-            <w:shd w:fill="F3F6F8"/>
+            <w:tcW w:w="0" w:type="auto"/>
           </w:tcPr>
           <w:p>
             <w:r>
-              <w:t>30–31 Oct</w:t>
+              <w:t xml:space="preserve">30–31 Oct</w:t>
             </w:r>
           </w:p>
         </w:tc>
         <w:tc>
           <w:tcPr>
-            <w:tcW w:type="dxa" w:w="5414"/>
-            <w:vAlign w:val="center"/>
-            <w:tcMar>
-              <w:top w:w="105" w:type="dxa"/>
-              <w:bottom w:w="105" w:type="dxa"/>
-              <w:left w:w="120" w:type="dxa"/>
-              <w:right w:w="120" w:type="dxa"/>
-            </w:tcMar>
-            <w:tcBorders>
-              <w:top w:val="single" w:sz="4" w:color="D9D9D9"/>
-              <w:left w:val="single" w:sz="4" w:color="D9D9D9"/>
-              <w:bottom w:val="single" w:sz="4" w:color="D9D9D9"/>
-              <w:right w:val="single" w:sz="4" w:color="D9D9D9"/>
-            </w:tcBorders>
-            <w:shd w:fill="F3F6F8"/>
+            <w:tcW w:w="0" w:type="auto"/>
           </w:tcPr>
           <w:p>
             <w:r>
-              <w:t>Phone, accessibility, recovery and security regression; review pilot release gate.</w:t>
+              <w:t xml:space="preserve">Receipt/closure/export, restore and complete release regression.</w:t>
             </w:r>
           </w:p>
         </w:tc>
         <w:tc>
           <w:tcPr>
-            <w:tcW w:type="dxa" w:w="1181"/>
-            <w:vAlign w:val="center"/>
-            <w:tcMar>
-              <w:top w:w="105" w:type="dxa"/>
-              <w:bottom w:w="105" w:type="dxa"/>
-              <w:left w:w="120" w:type="dxa"/>
-              <w:right w:w="120" w:type="dxa"/>
-            </w:tcMar>
-            <w:tcBorders>
-              <w:top w:val="single" w:sz="4" w:color="D9D9D9"/>
-              <w:left w:val="single" w:sz="4" w:color="D9D9D9"/>
-              <w:bottom w:val="single" w:sz="4" w:color="D9D9D9"/>
-              <w:right w:val="single" w:sz="4" w:color="D9D9D9"/>
-            </w:tcBorders>
-            <w:shd w:fill="F3F6F8"/>
+            <w:tcW w:w="0" w:type="auto"/>
           </w:tcPr>
           <w:p>
             <w:r>
-              <w:t>12–17</w:t>
+              <w:t xml:space="preserve">26</w:t>
             </w:r>
           </w:p>
         </w:tc>
         <w:tc>
           <w:tcPr>
-            <w:tcW w:type="dxa" w:w="2376"/>
-            <w:vAlign w:val="center"/>
-            <w:tcMar>
-              <w:top w:w="105" w:type="dxa"/>
-              <w:bottom w:w="105" w:type="dxa"/>
-              <w:left w:w="120" w:type="dxa"/>
-              <w:right w:w="120" w:type="dxa"/>
-            </w:tcMar>
-            <w:tcBorders>
-              <w:top w:val="single" w:sz="4" w:color="D9D9D9"/>
-              <w:left w:val="single" w:sz="4" w:color="D9D9D9"/>
-              <w:bottom w:val="single" w:sz="4" w:color="D9D9D9"/>
-              <w:right w:val="single" w:sz="4" w:color="D9D9D9"/>
-            </w:tcBorders>
-            <w:shd w:fill="F3F6F8"/>
+            <w:tcW w:w="0" w:type="auto"/>
           </w:tcPr>
           <w:p>
             <w:r>
-              <w:t>Developer and founder</w:t>
-            </w:r>
-          </w:p>
-        </w:tc>
-      </w:tr>
-      <w:tr>
-        <w:trPr>
-          <w:cantSplit/>
-        </w:trPr>
-        <w:tc>
-          <w:tcPr>
-            <w:tcW w:type="dxa" w:w="821"/>
-            <w:vAlign w:val="center"/>
-            <w:tcMar>
-              <w:top w:w="105" w:type="dxa"/>
-              <w:bottom w:w="105" w:type="dxa"/>
-              <w:left w:w="120" w:type="dxa"/>
-              <w:right w:w="120" w:type="dxa"/>
-            </w:tcMar>
-            <w:tcBorders>
-              <w:top w:val="single" w:sz="4" w:color="D9D9D9"/>
-              <w:left w:val="single" w:sz="4" w:color="D9D9D9"/>
-              <w:bottom w:val="single" w:sz="4" w:color="D9D9D9"/>
-              <w:right w:val="single" w:sz="4" w:color="D9D9D9"/>
-            </w:tcBorders>
-          </w:tcPr>
-          <w:p>
-            <w:r>
-              <w:t>November</w:t>
-            </w:r>
-          </w:p>
-        </w:tc>
-        <w:tc>
-          <w:tcPr>
-            <w:tcW w:type="dxa" w:w="5414"/>
-            <w:vAlign w:val="center"/>
-            <w:tcMar>
-              <w:top w:w="105" w:type="dxa"/>
-              <w:bottom w:w="105" w:type="dxa"/>
-              <w:left w:w="120" w:type="dxa"/>
-              <w:right w:w="120" w:type="dxa"/>
-            </w:tcMar>
-            <w:tcBorders>
-              <w:top w:val="single" w:sz="4" w:color="D9D9D9"/>
-              <w:left w:val="single" w:sz="4" w:color="D9D9D9"/>
-              <w:bottom w:val="single" w:sz="4" w:color="D9D9D9"/>
-              <w:right w:val="single" w:sz="4" w:color="D9D9D9"/>
-            </w:tcBorders>
-          </w:tcPr>
-          <w:p>
-            <w:r>
-              <w:t>Two supervised occasions, feedback and optional image-generation experiment.</w:t>
-            </w:r>
-          </w:p>
-        </w:tc>
-        <w:tc>
-          <w:tcPr>
-            <w:tcW w:type="dxa" w:w="1181"/>
-            <w:vAlign w:val="center"/>
-            <w:tcMar>
-              <w:top w:w="105" w:type="dxa"/>
-              <w:bottom w:w="105" w:type="dxa"/>
-              <w:left w:w="120" w:type="dxa"/>
-              <w:right w:w="120" w:type="dxa"/>
-            </w:tcMar>
-            <w:tcBorders>
-              <w:top w:val="single" w:sz="4" w:color="D9D9D9"/>
-              <w:left w:val="single" w:sz="4" w:color="D9D9D9"/>
-              <w:bottom w:val="single" w:sz="4" w:color="D9D9D9"/>
-              <w:right w:val="single" w:sz="4" w:color="D9D9D9"/>
-            </w:tcBorders>
-          </w:tcPr>
-          <w:p>
-            <w:r>
-              <w:t>12–35</w:t>
-            </w:r>
-          </w:p>
-        </w:tc>
-        <w:tc>
-          <w:tcPr>
-            <w:tcW w:type="dxa" w:w="2376"/>
-            <w:vAlign w:val="center"/>
-            <w:tcMar>
-              <w:top w:w="105" w:type="dxa"/>
-              <w:bottom w:w="105" w:type="dxa"/>
-              <w:left w:w="120" w:type="dxa"/>
-              <w:right w:w="120" w:type="dxa"/>
-            </w:tcMar>
-            <w:tcBorders>
-              <w:top w:val="single" w:sz="4" w:color="D9D9D9"/>
-              <w:left w:val="single" w:sz="4" w:color="D9D9D9"/>
-              <w:bottom w:val="single" w:sz="4" w:color="D9D9D9"/>
-              <w:right w:val="single" w:sz="4" w:color="D9D9D9"/>
-            </w:tcBorders>
-          </w:tcPr>
-          <w:p>
-            <w:r>
-              <w:t>Developer, founder, hosts</w:t>
+              <w:t xml:space="preserve">Developer; prerequisite story links in backlog.json</w:t>
             </w:r>
           </w:p>
         </w:tc>
@@ -1668,7 +879,7 @@
     </w:p>
     <w:p>
       <w:r>
-        <w:t>The October slice is 114–157 focused engineering hours across the three dated rows below. The remaining 12–35 hours of the 126–192-hour external pilot cover supervised events, image generation experiments and fixes after October. These are schedule estimates only; the $500 development fee stays fixed. External host availability, counsel and vendor waiting time are excluded.</w:t>
+        <w:t xml:space="preserve">The October slice is 180 focused engineering hours across the three dated rows below. The remaining 12–35 hours of the 192–215-hour external pilot cover supervised events, image generation experiments and fixes after October. These are schedule estimates only; the $500 development fee stays fixed. External host availability, counsel and vendor waiting time are excluded.</w:t>
       </w:r>
     </w:p>
     <w:p>
@@ -1681,1369 +892,460 @@
     </w:p>
     <w:tbl>
       <w:tblPr>
-        <w:tblW w:type="auto" w:w="0"/>
-        <w:jc w:val="center"/>
-        <w:tblLayout w:type="fixed"/>
-        <w:tblLook w:firstColumn="1" w:firstRow="1" w:lastColumn="0" w:lastRow="0" w:noHBand="0" w:noVBand="1" w:val="04A0"/>
+        <w:tblW w:w="0" w:type="auto"/>
+        <w:tblBorders>
+          <w:top w:val="single" w:sz="4"/>
+          <w:bottom w:val="single" w:sz="4"/>
+          <w:insideH w:val="single" w:sz="4"/>
+        </w:tblBorders>
       </w:tblPr>
-      <w:tblGrid>
-        <w:gridCol w:w="3398"/>
-        <w:gridCol w:w="979"/>
-        <w:gridCol w:w="5414"/>
-      </w:tblGrid>
       <w:tr>
         <w:trPr>
-          <w:cantSplit/>
           <w:tblHeader/>
         </w:trPr>
         <w:tc>
           <w:tcPr>
-            <w:tcW w:type="dxa" w:w="3398"/>
-            <w:vAlign w:val="center"/>
-            <w:tcMar>
-              <w:top w:w="105" w:type="dxa"/>
-              <w:bottom w:w="105" w:type="dxa"/>
-              <w:left w:w="120" w:type="dxa"/>
-              <w:right w:w="120" w:type="dxa"/>
-            </w:tcMar>
-            <w:tcBorders>
-              <w:top w:val="single" w:sz="4" w:color="D9D9D9"/>
-              <w:left w:val="single" w:sz="4" w:color="D9D9D9"/>
-              <w:bottom w:val="single" w:sz="4" w:color="D9D9D9"/>
-              <w:right w:val="single" w:sz="4" w:color="D9D9D9"/>
-            </w:tcBorders>
-            <w:shd w:fill="24394D"/>
+            <w:tcW w:w="0" w:type="auto"/>
           </w:tcPr>
           <w:p>
-            <w:pPr>
-              <w:spacing w:after="0" w:line="259" w:lineRule="auto"/>
-            </w:pPr>
             <w:r>
-              <w:rPr>
-                <w:b/>
-                <w:color w:val="FFFFFF"/>
-                <w:sz w:val="16"/>
-              </w:rPr>
-              <w:t>Engineering task</w:t>
+              <w:t xml:space="preserve">Story grouping</w:t>
             </w:r>
           </w:p>
         </w:tc>
         <w:tc>
           <w:tcPr>
-            <w:tcW w:type="dxa" w:w="979"/>
-            <w:vAlign w:val="center"/>
-            <w:tcMar>
-              <w:top w:w="105" w:type="dxa"/>
-              <w:bottom w:w="105" w:type="dxa"/>
-              <w:left w:w="120" w:type="dxa"/>
-              <w:right w:w="120" w:type="dxa"/>
-            </w:tcMar>
-            <w:tcBorders>
-              <w:top w:val="single" w:sz="4" w:color="D9D9D9"/>
-              <w:left w:val="single" w:sz="4" w:color="D9D9D9"/>
-              <w:bottom w:val="single" w:sz="4" w:color="D9D9D9"/>
-              <w:right w:val="single" w:sz="4" w:color="D9D9D9"/>
-            </w:tcBorders>
-            <w:shd w:fill="24394D"/>
+            <w:tcW w:w="0" w:type="auto"/>
           </w:tcPr>
           <w:p>
-            <w:pPr>
-              <w:spacing w:after="0" w:line="259" w:lineRule="auto"/>
-            </w:pPr>
             <w:r>
-              <w:rPr>
-                <w:b/>
-                <w:color w:val="FFFFFF"/>
-                <w:sz w:val="16"/>
-              </w:rPr>
-              <w:t>Hours</w:t>
+              <w:t xml:space="preserve">Focused hours</w:t>
             </w:r>
           </w:p>
         </w:tc>
         <w:tc>
           <w:tcPr>
-            <w:tcW w:type="dxa" w:w="5414"/>
-            <w:vAlign w:val="center"/>
-            <w:tcMar>
-              <w:top w:w="105" w:type="dxa"/>
-              <w:bottom w:w="105" w:type="dxa"/>
-              <w:left w:w="120" w:type="dxa"/>
-              <w:right w:w="120" w:type="dxa"/>
-            </w:tcMar>
-            <w:tcBorders>
-              <w:top w:val="single" w:sz="4" w:color="D9D9D9"/>
-              <w:left w:val="single" w:sz="4" w:color="D9D9D9"/>
-              <w:bottom w:val="single" w:sz="4" w:color="D9D9D9"/>
-              <w:right w:val="single" w:sz="4" w:color="D9D9D9"/>
-            </w:tcBorders>
-            <w:shd w:fill="24394D"/>
+            <w:tcW w:w="0" w:type="auto"/>
           </w:tcPr>
           <w:p>
-            <w:pPr>
-              <w:spacing w:after="0" w:line="259" w:lineRule="auto"/>
-            </w:pPr>
             <w:r>
-              <w:rPr>
-                <w:b/>
-                <w:color w:val="FFFFFF"/>
-                <w:sz w:val="16"/>
-              </w:rPr>
-              <w:t>Done when</w:t>
+              <w:t xml:space="preserve">Evidence/interpretation</w:t>
             </w:r>
           </w:p>
         </w:tc>
       </w:tr>
       <w:tr>
-        <w:trPr>
-          <w:cantSplit/>
-        </w:trPr>
         <w:tc>
           <w:tcPr>
-            <w:tcW w:type="dxa" w:w="3398"/>
-            <w:vAlign w:val="center"/>
-            <w:tcMar>
-              <w:top w:w="105" w:type="dxa"/>
-              <w:bottom w:w="105" w:type="dxa"/>
-              <w:left w:w="120" w:type="dxa"/>
-              <w:right w:w="120" w:type="dxa"/>
-            </w:tcMar>
-            <w:tcBorders>
-              <w:top w:val="single" w:sz="4" w:color="D9D9D9"/>
-              <w:left w:val="single" w:sz="4" w:color="D9D9D9"/>
-              <w:bottom w:val="single" w:sz="4" w:color="D9D9D9"/>
-              <w:right w:val="single" w:sz="4" w:color="D9D9D9"/>
-            </w:tcBorders>
+            <w:tcW w:w="0" w:type="auto"/>
           </w:tcPr>
           <w:p>
-            <w:pPr>
-              <w:spacing w:after="0" w:line="259" w:lineRule="auto"/>
-            </w:pPr>
             <w:r>
-              <w:rPr>
-                <w:sz w:val="16"/>
-              </w:rPr>
-              <w:t>Payment use case and engineering spec</w:t>
+              <w:t xml:space="preserve">DCB-E01 Disposable public prototype</w:t>
             </w:r>
           </w:p>
         </w:tc>
         <w:tc>
           <w:tcPr>
-            <w:tcW w:type="dxa" w:w="979"/>
-            <w:vAlign w:val="center"/>
-            <w:tcMar>
-              <w:top w:w="105" w:type="dxa"/>
-              <w:bottom w:w="105" w:type="dxa"/>
-              <w:left w:w="120" w:type="dxa"/>
-              <w:right w:w="120" w:type="dxa"/>
-            </w:tcMar>
-            <w:tcBorders>
-              <w:top w:val="single" w:sz="4" w:color="D9D9D9"/>
-              <w:left w:val="single" w:sz="4" w:color="D9D9D9"/>
-              <w:bottom w:val="single" w:sz="4" w:color="D9D9D9"/>
-              <w:right w:val="single" w:sz="4" w:color="D9D9D9"/>
-            </w:tcBorders>
+            <w:tcW w:w="0" w:type="auto"/>
           </w:tcPr>
           <w:p>
-            <w:pPr>
-              <w:spacing w:after="0" w:line="259" w:lineRule="auto"/>
-            </w:pPr>
             <w:r>
-              <w:rPr>
-                <w:sz w:val="16"/>
-              </w:rPr>
-              <w:t>4–8</w:t>
+              <w:t xml:space="preserve">12</w:t>
             </w:r>
           </w:p>
         </w:tc>
         <w:tc>
           <w:tcPr>
-            <w:tcW w:type="dxa" w:w="5414"/>
-            <w:vAlign w:val="center"/>
-            <w:tcMar>
-              <w:top w:w="105" w:type="dxa"/>
-              <w:bottom w:w="105" w:type="dxa"/>
-              <w:left w:w="120" w:type="dxa"/>
-              <w:right w:w="120" w:type="dxa"/>
-            </w:tcMar>
-            <w:tcBorders>
-              <w:top w:val="single" w:sz="4" w:color="D9D9D9"/>
-              <w:left w:val="single" w:sz="4" w:color="D9D9D9"/>
-              <w:bottom w:val="single" w:sz="4" w:color="D9D9D9"/>
-              <w:right w:val="single" w:sz="4" w:color="D9D9D9"/>
-            </w:tcBorders>
+            <w:tcW w:w="0" w:type="auto"/>
           </w:tcPr>
           <w:p>
             <w:r>
-              <w:t>External destination and status rules, likely failure cases and a later provider question list.</w:t>
+              <w:t xml:space="preserve">Existing story acceptance; see planning/backlog.json</w:t>
             </w:r>
           </w:p>
         </w:tc>
       </w:tr>
       <w:tr>
-        <w:trPr>
-          <w:cantSplit/>
-        </w:trPr>
         <w:tc>
           <w:tcPr>
-            <w:tcW w:type="dxa" w:w="3398"/>
-            <w:vAlign w:val="center"/>
-            <w:tcMar>
-              <w:top w:w="105" w:type="dxa"/>
-              <w:bottom w:w="105" w:type="dxa"/>
-              <w:left w:w="120" w:type="dxa"/>
-              <w:right w:w="120" w:type="dxa"/>
-            </w:tcMar>
-            <w:tcBorders>
-              <w:top w:val="single" w:sz="4" w:color="D9D9D9"/>
-              <w:left w:val="single" w:sz="4" w:color="D9D9D9"/>
-              <w:bottom w:val="single" w:sz="4" w:color="D9D9D9"/>
-              <w:right w:val="single" w:sz="4" w:color="D9D9D9"/>
-            </w:tcBorders>
-            <w:shd w:fill="F3F6F8"/>
+            <w:tcW w:w="0" w:type="auto"/>
           </w:tcPr>
           <w:p>
-            <w:pPr>
-              <w:spacing w:after="0" w:line="259" w:lineRule="auto"/>
-            </w:pPr>
             <w:r>
-              <w:rPr>
-                <w:sz w:val="16"/>
-              </w:rPr>
-              <w:t>Mobile UX and clickable prototype</w:t>
+              <w:t xml:space="preserve">DCB-E02 Identity and access</w:t>
             </w:r>
           </w:p>
         </w:tc>
         <w:tc>
           <w:tcPr>
-            <w:tcW w:type="dxa" w:w="979"/>
-            <w:vAlign w:val="center"/>
-            <w:tcMar>
-              <w:top w:w="105" w:type="dxa"/>
-              <w:bottom w:w="105" w:type="dxa"/>
-              <w:left w:w="120" w:type="dxa"/>
-              <w:right w:w="120" w:type="dxa"/>
-            </w:tcMar>
-            <w:tcBorders>
-              <w:top w:val="single" w:sz="4" w:color="D9D9D9"/>
-              <w:left w:val="single" w:sz="4" w:color="D9D9D9"/>
-              <w:bottom w:val="single" w:sz="4" w:color="D9D9D9"/>
-              <w:right w:val="single" w:sz="4" w:color="D9D9D9"/>
-            </w:tcBorders>
-            <w:shd w:fill="F3F6F8"/>
+            <w:tcW w:w="0" w:type="auto"/>
           </w:tcPr>
           <w:p>
-            <w:pPr>
-              <w:spacing w:after="0" w:line="259" w:lineRule="auto"/>
-            </w:pPr>
             <w:r>
-              <w:rPr>
-                <w:sz w:val="16"/>
-              </w:rPr>
-              <w:t>6–10</w:t>
+              <w:t xml:space="preserve">22</w:t>
             </w:r>
           </w:p>
         </w:tc>
         <w:tc>
           <w:tcPr>
-            <w:tcW w:type="dxa" w:w="5414"/>
-            <w:vAlign w:val="center"/>
-            <w:tcMar>
-              <w:top w:w="105" w:type="dxa"/>
-              <w:bottom w:w="105" w:type="dxa"/>
-              <w:left w:w="120" w:type="dxa"/>
-              <w:right w:w="120" w:type="dxa"/>
-            </w:tcMar>
-            <w:tcBorders>
-              <w:top w:val="single" w:sz="4" w:color="D9D9D9"/>
-              <w:left w:val="single" w:sz="4" w:color="D9D9D9"/>
-              <w:bottom w:val="single" w:sz="4" w:color="D9D9D9"/>
-              <w:right w:val="single" w:sz="4" w:color="D9D9D9"/>
-            </w:tcBorders>
-            <w:shd w:fill="F3F6F8"/>
+            <w:tcW w:w="0" w:type="auto"/>
           </w:tcPr>
           <w:p>
-            <w:pPr>
-              <w:spacing w:after="0" w:line="259" w:lineRule="auto"/>
-            </w:pPr>
             <w:r>
-              <w:rPr>
-                <w:sz w:val="16"/>
-              </w:rPr>
-              <w:t>Host and guest screens; usability fixes.</w:t>
+              <w:t xml:space="preserve">Existing story acceptance; see planning/backlog.json</w:t>
             </w:r>
           </w:p>
         </w:tc>
       </w:tr>
       <w:tr>
-        <w:trPr>
-          <w:cantSplit/>
-        </w:trPr>
         <w:tc>
           <w:tcPr>
-            <w:tcW w:type="dxa" w:w="3398"/>
-            <w:vAlign w:val="center"/>
-            <w:tcMar>
-              <w:top w:w="105" w:type="dxa"/>
-              <w:bottom w:w="105" w:type="dxa"/>
-              <w:left w:w="120" w:type="dxa"/>
-              <w:right w:w="120" w:type="dxa"/>
-            </w:tcMar>
-            <w:tcBorders>
-              <w:top w:val="single" w:sz="4" w:color="D9D9D9"/>
-              <w:left w:val="single" w:sz="4" w:color="D9D9D9"/>
-              <w:bottom w:val="single" w:sz="4" w:color="D9D9D9"/>
-              <w:right w:val="single" w:sz="4" w:color="D9D9D9"/>
-            </w:tcBorders>
+            <w:tcW w:w="0" w:type="auto"/>
           </w:tcPr>
           <w:p>
-            <w:pPr>
-              <w:spacing w:after="0" w:line="259" w:lineRule="auto"/>
-            </w:pPr>
             <w:r>
-              <w:rPr>
-                <w:sz w:val="16"/>
-              </w:rPr>
-              <w:t>Repository, database, deploy and CI</w:t>
+              <w:t xml:space="preserve">DCB-E03 Event pages, links and time windows</w:t>
             </w:r>
           </w:p>
         </w:tc>
         <w:tc>
           <w:tcPr>
-            <w:tcW w:type="dxa" w:w="979"/>
-            <w:vAlign w:val="center"/>
-            <w:tcMar>
-              <w:top w:w="105" w:type="dxa"/>
-              <w:bottom w:w="105" w:type="dxa"/>
-              <w:left w:w="120" w:type="dxa"/>
-              <w:right w:w="120" w:type="dxa"/>
-            </w:tcMar>
-            <w:tcBorders>
-              <w:top w:val="single" w:sz="4" w:color="D9D9D9"/>
-              <w:left w:val="single" w:sz="4" w:color="D9D9D9"/>
-              <w:bottom w:val="single" w:sz="4" w:color="D9D9D9"/>
-              <w:right w:val="single" w:sz="4" w:color="D9D9D9"/>
-            </w:tcBorders>
+            <w:tcW w:w="0" w:type="auto"/>
           </w:tcPr>
           <w:p>
-            <w:pPr>
-              <w:spacing w:after="0" w:line="259" w:lineRule="auto"/>
-            </w:pPr>
             <w:r>
-              <w:rPr>
-                <w:sz w:val="16"/>
-              </w:rPr>
-              <w:t>8–12</w:t>
+              <w:t xml:space="preserve">26</w:t>
             </w:r>
           </w:p>
         </w:tc>
         <w:tc>
           <w:tcPr>
-            <w:tcW w:type="dxa" w:w="5414"/>
-            <w:vAlign w:val="center"/>
-            <w:tcMar>
-              <w:top w:w="105" w:type="dxa"/>
-              <w:bottom w:w="105" w:type="dxa"/>
-              <w:left w:w="120" w:type="dxa"/>
-              <w:right w:w="120" w:type="dxa"/>
-            </w:tcMar>
-            <w:tcBorders>
-              <w:top w:val="single" w:sz="4" w:color="D9D9D9"/>
-              <w:left w:val="single" w:sz="4" w:color="D9D9D9"/>
-              <w:bottom w:val="single" w:sz="4" w:color="D9D9D9"/>
-              <w:right w:val="single" w:sz="4" w:color="D9D9D9"/>
-            </w:tcBorders>
+            <w:tcW w:w="0" w:type="auto"/>
           </w:tcPr>
           <w:p>
-            <w:pPr>
-              <w:spacing w:after="0" w:line="259" w:lineRule="auto"/>
-            </w:pPr>
             <w:r>
-              <w:rPr>
-                <w:sz w:val="16"/>
-              </w:rPr>
-              <w:t>Environments, migrations, secrets and backups.</w:t>
+              <w:t xml:space="preserve">Existing story acceptance; see planning/backlog.json</w:t>
             </w:r>
           </w:p>
         </w:tc>
       </w:tr>
       <w:tr>
-        <w:trPr>
-          <w:cantSplit/>
-        </w:trPr>
         <w:tc>
           <w:tcPr>
-            <w:tcW w:type="dxa" w:w="3398"/>
-            <w:vAlign w:val="center"/>
-            <w:tcMar>
-              <w:top w:w="105" w:type="dxa"/>
-              <w:bottom w:w="105" w:type="dxa"/>
-              <w:left w:w="120" w:type="dxa"/>
-              <w:right w:w="120" w:type="dxa"/>
-            </w:tcMar>
-            <w:tcBorders>
-              <w:top w:val="single" w:sz="4" w:color="D9D9D9"/>
-              <w:left w:val="single" w:sz="4" w:color="D9D9D9"/>
-              <w:bottom w:val="single" w:sz="4" w:color="D9D9D9"/>
-              <w:right w:val="single" w:sz="4" w:color="D9D9D9"/>
-            </w:tcBorders>
-            <w:shd w:fill="F3F6F8"/>
+            <w:tcW w:w="0" w:type="auto"/>
           </w:tcPr>
           <w:p>
-            <w:pPr>
-              <w:spacing w:after="0" w:line="259" w:lineRule="auto"/>
-            </w:pPr>
             <w:r>
-              <w:rPr>
-                <w:sz w:val="16"/>
-              </w:rPr>
-              <w:t>Host auth, sessions and access control</w:t>
+              <w:t xml:space="preserve">DCB-E04 Manual notes, cards and photos</w:t>
             </w:r>
           </w:p>
         </w:tc>
         <w:tc>
           <w:tcPr>
-            <w:tcW w:type="dxa" w:w="979"/>
-            <w:vAlign w:val="center"/>
-            <w:tcMar>
-              <w:top w:w="105" w:type="dxa"/>
-              <w:bottom w:w="105" w:type="dxa"/>
-              <w:left w:w="120" w:type="dxa"/>
-              <w:right w:w="120" w:type="dxa"/>
-            </w:tcMar>
-            <w:tcBorders>
-              <w:top w:val="single" w:sz="4" w:color="D9D9D9"/>
-              <w:left w:val="single" w:sz="4" w:color="D9D9D9"/>
-              <w:bottom w:val="single" w:sz="4" w:color="D9D9D9"/>
-              <w:right w:val="single" w:sz="4" w:color="D9D9D9"/>
-            </w:tcBorders>
-            <w:shd w:fill="F3F6F8"/>
+            <w:tcW w:w="0" w:type="auto"/>
           </w:tcPr>
           <w:p>
-            <w:pPr>
-              <w:spacing w:after="0" w:line="259" w:lineRule="auto"/>
-            </w:pPr>
             <w:r>
-              <w:rPr>
-                <w:sz w:val="16"/>
-              </w:rPr>
-              <w:t>12–18</w:t>
+              <w:t xml:space="preserve">21</w:t>
             </w:r>
           </w:p>
         </w:tc>
         <w:tc>
           <w:tcPr>
-            <w:tcW w:type="dxa" w:w="5414"/>
-            <w:vAlign w:val="center"/>
-            <w:tcMar>
-              <w:top w:w="105" w:type="dxa"/>
-              <w:bottom w:w="105" w:type="dxa"/>
-              <w:left w:w="120" w:type="dxa"/>
-              <w:right w:w="120" w:type="dxa"/>
-            </w:tcMar>
-            <w:tcBorders>
-              <w:top w:val="single" w:sz="4" w:color="D9D9D9"/>
-              <w:left w:val="single" w:sz="4" w:color="D9D9D9"/>
-              <w:bottom w:val="single" w:sz="4" w:color="D9D9D9"/>
-              <w:right w:val="single" w:sz="4" w:color="D9D9D9"/>
-            </w:tcBorders>
-            <w:shd w:fill="F3F6F8"/>
+            <w:tcW w:w="0" w:type="auto"/>
           </w:tcPr>
           <w:p>
-            <w:pPr>
-              <w:spacing w:after="0" w:line="259" w:lineRule="auto"/>
-            </w:pPr>
             <w:r>
-              <w:rPr>
-                <w:sz w:val="16"/>
-              </w:rPr>
-              <w:t>Managed sign in, roles, CSRF and step up actions.</w:t>
+              <w:t xml:space="preserve">Existing story acceptance; see planning/backlog.json</w:t>
             </w:r>
           </w:p>
         </w:tc>
       </w:tr>
       <w:tr>
-        <w:trPr>
-          <w:cantSplit/>
-        </w:trPr>
         <w:tc>
           <w:tcPr>
-            <w:tcW w:type="dxa" w:w="3398"/>
-            <w:vAlign w:val="center"/>
-            <w:tcMar>
-              <w:top w:w="105" w:type="dxa"/>
-              <w:bottom w:w="105" w:type="dxa"/>
-              <w:left w:w="120" w:type="dxa"/>
-              <w:right w:w="120" w:type="dxa"/>
-            </w:tcMar>
-            <w:tcBorders>
-              <w:top w:val="single" w:sz="4" w:color="D9D9D9"/>
-              <w:left w:val="single" w:sz="4" w:color="D9D9D9"/>
-              <w:bottom w:val="single" w:sz="4" w:color="D9D9D9"/>
-              <w:right w:val="single" w:sz="4" w:color="D9D9D9"/>
-            </w:tcBorders>
+            <w:tcW w:w="0" w:type="auto"/>
           </w:tcPr>
           <w:p>
-            <w:pPr>
-              <w:spacing w:after="0" w:line="259" w:lineRule="auto"/>
-            </w:pPr>
             <w:r>
-              <w:rPr>
-                <w:sz w:val="16"/>
-              </w:rPr>
-              <w:t>Event setup and QR</w:t>
+              <w:t xml:space="preserve">DCB-E05 AI note and artwork assistance</w:t>
             </w:r>
           </w:p>
         </w:tc>
         <w:tc>
           <w:tcPr>
-            <w:tcW w:type="dxa" w:w="979"/>
-            <w:vAlign w:val="center"/>
-            <w:tcMar>
-              <w:top w:w="105" w:type="dxa"/>
-              <w:bottom w:w="105" w:type="dxa"/>
-              <w:left w:w="120" w:type="dxa"/>
-              <w:right w:w="120" w:type="dxa"/>
-            </w:tcMar>
-            <w:tcBorders>
-              <w:top w:val="single" w:sz="4" w:color="D9D9D9"/>
-              <w:left w:val="single" w:sz="4" w:color="D9D9D9"/>
-              <w:bottom w:val="single" w:sz="4" w:color="D9D9D9"/>
-              <w:right w:val="single" w:sz="4" w:color="D9D9D9"/>
-            </w:tcBorders>
+            <w:tcW w:w="0" w:type="auto"/>
           </w:tcPr>
           <w:p>
-            <w:pPr>
-              <w:spacing w:after="0" w:line="259" w:lineRule="auto"/>
-            </w:pPr>
             <w:r>
-              <w:rPr>
-                <w:sz w:val="16"/>
-              </w:rPr>
-              <w:t>10–14</w:t>
+              <w:t xml:space="preserve">13</w:t>
             </w:r>
           </w:p>
         </w:tc>
         <w:tc>
           <w:tcPr>
-            <w:tcW w:type="dxa" w:w="5414"/>
-            <w:vAlign w:val="center"/>
-            <w:tcMar>
-              <w:top w:w="105" w:type="dxa"/>
-              <w:bottom w:w="105" w:type="dxa"/>
-              <w:left w:w="120" w:type="dxa"/>
-              <w:right w:w="120" w:type="dxa"/>
-            </w:tcMar>
-            <w:tcBorders>
-              <w:top w:val="single" w:sz="4" w:color="D9D9D9"/>
-              <w:left w:val="single" w:sz="4" w:color="D9D9D9"/>
-              <w:bottom w:val="single" w:sz="4" w:color="D9D9D9"/>
-              <w:right w:val="single" w:sz="4" w:color="D9D9D9"/>
-            </w:tcBorders>
+            <w:tcW w:w="0" w:type="auto"/>
           </w:tcPr>
           <w:p>
             <w:r>
-              <w:t>Ownership, event date/time zone, server-side open/close windows, shareable link and printable QR.</w:t>
+              <w:t xml:space="preserve">Existing story acceptance; see planning/backlog.json</w:t>
             </w:r>
           </w:p>
         </w:tc>
       </w:tr>
       <w:tr>
-        <w:trPr>
-          <w:cantSplit/>
-        </w:trPr>
         <w:tc>
           <w:tcPr>
-            <w:tcW w:type="dxa" w:w="3398"/>
-            <w:vAlign w:val="center"/>
-            <w:tcMar>
-              <w:top w:w="105" w:type="dxa"/>
-              <w:bottom w:w="105" w:type="dxa"/>
-              <w:left w:w="120" w:type="dxa"/>
-              <w:right w:w="120" w:type="dxa"/>
-            </w:tcMar>
-            <w:tcBorders>
-              <w:top w:val="single" w:sz="4" w:color="D9D9D9"/>
-              <w:left w:val="single" w:sz="4" w:color="D9D9D9"/>
-              <w:bottom w:val="single" w:sz="4" w:color="D9D9D9"/>
-              <w:right w:val="single" w:sz="4" w:color="D9D9D9"/>
-            </w:tcBorders>
-            <w:shd w:fill="F3F6F8"/>
+            <w:tcW w:w="0" w:type="auto"/>
           </w:tcPr>
           <w:p>
-            <w:pPr>
-              <w:spacing w:after="0" w:line="259" w:lineRule="auto"/>
-            </w:pPr>
             <w:r>
-              <w:rPr>
-                <w:sz w:val="16"/>
-              </w:rPr>
-              <w:t>Guest notes, cards and photo intake</w:t>
+              <w:t xml:space="preserve">DCB-E06 External cash gifts with guest choice</w:t>
             </w:r>
           </w:p>
         </w:tc>
         <w:tc>
           <w:tcPr>
-            <w:tcW w:type="dxa" w:w="979"/>
-            <w:vAlign w:val="center"/>
-            <w:tcMar>
-              <w:top w:w="105" w:type="dxa"/>
-              <w:bottom w:w="105" w:type="dxa"/>
-              <w:left w:w="120" w:type="dxa"/>
-              <w:right w:w="120" w:type="dxa"/>
-            </w:tcMar>
-            <w:tcBorders>
-              <w:top w:val="single" w:sz="4" w:color="D9D9D9"/>
-              <w:left w:val="single" w:sz="4" w:color="D9D9D9"/>
-              <w:bottom w:val="single" w:sz="4" w:color="D9D9D9"/>
-              <w:right w:val="single" w:sz="4" w:color="D9D9D9"/>
-            </w:tcBorders>
-            <w:shd w:fill="F3F6F8"/>
+            <w:tcW w:w="0" w:type="auto"/>
           </w:tcPr>
           <w:p>
-            <w:pPr>
-              <w:spacing w:after="0" w:line="259" w:lineRule="auto"/>
-            </w:pPr>
             <w:r>
-              <w:rPr>
-                <w:sz w:val="16"/>
-              </w:rPr>
-              <w:t>10–14</w:t>
+              <w:t xml:space="preserve">29</w:t>
             </w:r>
           </w:p>
         </w:tc>
         <w:tc>
           <w:tcPr>
-            <w:tcW w:type="dxa" w:w="5414"/>
-            <w:vAlign w:val="center"/>
-            <w:tcMar>
-              <w:top w:w="105" w:type="dxa"/>
-              <w:bottom w:w="105" w:type="dxa"/>
-              <w:left w:w="120" w:type="dxa"/>
-              <w:right w:w="120" w:type="dxa"/>
-            </w:tcMar>
-            <w:tcBorders>
-              <w:top w:val="single" w:sz="4" w:color="D9D9D9"/>
-              <w:left w:val="single" w:sz="4" w:color="D9D9D9"/>
-              <w:bottom w:val="single" w:sz="4" w:color="D9D9D9"/>
-              <w:right w:val="single" w:sz="4" w:color="D9D9D9"/>
-            </w:tcBorders>
-            <w:shd w:fill="F3F6F8"/>
+            <w:tcW w:w="0" w:type="auto"/>
           </w:tcPr>
           <w:p>
-            <w:pPr>
-              <w:spacing w:after="0" w:line="259" w:lineRule="auto"/>
-            </w:pPr>
             <w:r>
-              <w:rPr>
-                <w:sz w:val="16"/>
-              </w:rPr>
-              <w:t>Editable note, upload limits, consent and templates.</w:t>
+              <w:t xml:space="preserve">Existing story acceptance; see planning/backlog.json</w:t>
             </w:r>
           </w:p>
         </w:tc>
       </w:tr>
       <w:tr>
-        <w:trPr>
-          <w:cantSplit/>
-        </w:trPr>
         <w:tc>
           <w:tcPr>
-            <w:tcW w:type="dxa" w:w="3398"/>
-            <w:vAlign w:val="center"/>
-            <w:tcMar>
-              <w:top w:w="105" w:type="dxa"/>
-              <w:bottom w:w="105" w:type="dxa"/>
-              <w:left w:w="120" w:type="dxa"/>
-              <w:right w:w="120" w:type="dxa"/>
-            </w:tcMar>
-            <w:tcBorders>
-              <w:top w:val="single" w:sz="4" w:color="D9D9D9"/>
-              <w:left w:val="single" w:sz="4" w:color="D9D9D9"/>
-              <w:bottom w:val="single" w:sz="4" w:color="D9D9D9"/>
-              <w:right w:val="single" w:sz="4" w:color="D9D9D9"/>
-            </w:tcBorders>
+            <w:tcW w:w="0" w:type="auto"/>
           </w:tcPr>
           <w:p>
-            <w:pPr>
-              <w:spacing w:after="0" w:line="259" w:lineRule="auto"/>
-            </w:pPr>
             <w:r>
-              <w:rPr>
-                <w:sz w:val="16"/>
-              </w:rPr>
-              <w:t>Guided AI note suggestions</w:t>
+              <w:t xml:space="preserve">DCB-E07 Host dashboard, CardVault and event book</w:t>
             </w:r>
           </w:p>
         </w:tc>
         <w:tc>
           <w:tcPr>
-            <w:tcW w:type="dxa" w:w="979"/>
-            <w:vAlign w:val="center"/>
-            <w:tcMar>
-              <w:top w:w="105" w:type="dxa"/>
-              <w:bottom w:w="105" w:type="dxa"/>
-              <w:left w:w="120" w:type="dxa"/>
-              <w:right w:w="120" w:type="dxa"/>
-            </w:tcMar>
-            <w:tcBorders>
-              <w:top w:val="single" w:sz="4" w:color="D9D9D9"/>
-              <w:left w:val="single" w:sz="4" w:color="D9D9D9"/>
-              <w:bottom w:val="single" w:sz="4" w:color="D9D9D9"/>
-              <w:right w:val="single" w:sz="4" w:color="D9D9D9"/>
-            </w:tcBorders>
+            <w:tcW w:w="0" w:type="auto"/>
           </w:tcPr>
           <w:p>
-            <w:pPr>
-              <w:spacing w:after="0" w:line="259" w:lineRule="auto"/>
-            </w:pPr>
             <w:r>
-              <w:rPr>
-                <w:sz w:val="16"/>
-              </w:rPr>
-              <w:t>8–12</w:t>
+              <w:t xml:space="preserve">11</w:t>
             </w:r>
           </w:p>
         </w:tc>
         <w:tc>
           <w:tcPr>
-            <w:tcW w:type="dxa" w:w="5414"/>
-            <w:vAlign w:val="center"/>
-            <w:tcMar>
-              <w:top w:w="105" w:type="dxa"/>
-              <w:bottom w:w="105" w:type="dxa"/>
-              <w:left w:w="120" w:type="dxa"/>
-              <w:right w:w="120" w:type="dxa"/>
-            </w:tcMar>
-            <w:tcBorders>
-              <w:top w:val="single" w:sz="4" w:color="D9D9D9"/>
-              <w:left w:val="single" w:sz="4" w:color="D9D9D9"/>
-              <w:bottom w:val="single" w:sz="4" w:color="D9D9D9"/>
-              <w:right w:val="single" w:sz="4" w:color="D9D9D9"/>
-            </w:tcBorders>
+            <w:tcW w:w="0" w:type="auto"/>
           </w:tcPr>
           <w:p>
-            <w:pPr>
-              <w:spacing w:after="0" w:line="259" w:lineRule="auto"/>
-            </w:pPr>
             <w:r>
-              <w:rPr>
-                <w:sz w:val="16"/>
-              </w:rPr>
-              <w:t>Three choices, moderation, quotas and fallback.</w:t>
+              <w:t xml:space="preserve">Existing story acceptance; see planning/backlog.json</w:t>
             </w:r>
           </w:p>
         </w:tc>
       </w:tr>
       <w:tr>
-        <w:trPr>
-          <w:cantSplit/>
-        </w:trPr>
         <w:tc>
           <w:tcPr>
-            <w:tcW w:type="dxa" w:w="3398"/>
-            <w:vAlign w:val="center"/>
-            <w:tcMar>
-              <w:top w:w="105" w:type="dxa"/>
-              <w:bottom w:w="105" w:type="dxa"/>
-              <w:left w:w="120" w:type="dxa"/>
-              <w:right w:w="120" w:type="dxa"/>
-            </w:tcMar>
-            <w:tcBorders>
-              <w:top w:val="single" w:sz="4" w:color="D9D9D9"/>
-              <w:left w:val="single" w:sz="4" w:color="D9D9D9"/>
-              <w:bottom w:val="single" w:sz="4" w:color="D9D9D9"/>
-              <w:right w:val="single" w:sz="4" w:color="D9D9D9"/>
-            </w:tcBorders>
-            <w:shd w:fill="F3F6F8"/>
+            <w:tcW w:w="0" w:type="auto"/>
           </w:tcPr>
           <w:p>
-            <w:pPr>
-              <w:spacing w:after="0" w:line="259" w:lineRule="auto"/>
-            </w:pPr>
             <w:r>
-              <w:rPr>
-                <w:sz w:val="16"/>
-              </w:rPr>
-              <w:t>AI artwork and private media jobs</w:t>
+              <w:t xml:space="preserve">DCB-E08 Security, privacy and reliability</w:t>
             </w:r>
           </w:p>
         </w:tc>
         <w:tc>
           <w:tcPr>
-            <w:tcW w:type="dxa" w:w="979"/>
-            <w:vAlign w:val="center"/>
-            <w:tcMar>
-              <w:top w:w="105" w:type="dxa"/>
-              <w:bottom w:w="105" w:type="dxa"/>
-              <w:left w:w="120" w:type="dxa"/>
-              <w:right w:w="120" w:type="dxa"/>
-            </w:tcMar>
-            <w:tcBorders>
-              <w:top w:val="single" w:sz="4" w:color="D9D9D9"/>
-              <w:left w:val="single" w:sz="4" w:color="D9D9D9"/>
-              <w:bottom w:val="single" w:sz="4" w:color="D9D9D9"/>
-              <w:right w:val="single" w:sz="4" w:color="D9D9D9"/>
-            </w:tcBorders>
-            <w:shd w:fill="F3F6F8"/>
+            <w:tcW w:w="0" w:type="auto"/>
           </w:tcPr>
           <w:p>
-            <w:pPr>
-              <w:spacing w:after="0" w:line="259" w:lineRule="auto"/>
-            </w:pPr>
             <w:r>
-              <w:rPr>
-                <w:sz w:val="16"/>
-              </w:rPr>
-              <w:t>10–14</w:t>
+              <w:t xml:space="preserve">16</w:t>
             </w:r>
           </w:p>
         </w:tc>
         <w:tc>
           <w:tcPr>
-            <w:tcW w:type="dxa" w:w="5414"/>
-            <w:vAlign w:val="center"/>
-            <w:tcMar>
-              <w:top w:w="105" w:type="dxa"/>
-              <w:bottom w:w="105" w:type="dxa"/>
-              <w:left w:w="120" w:type="dxa"/>
-              <w:right w:w="120" w:type="dxa"/>
-            </w:tcMar>
-            <w:tcBorders>
-              <w:top w:val="single" w:sz="4" w:color="D9D9D9"/>
-              <w:left w:val="single" w:sz="4" w:color="D9D9D9"/>
-              <w:bottom w:val="single" w:sz="4" w:color="D9D9D9"/>
-              <w:right w:val="single" w:sz="4" w:color="D9D9D9"/>
-            </w:tcBorders>
-            <w:shd w:fill="F3F6F8"/>
+            <w:tcW w:w="0" w:type="auto"/>
           </w:tcPr>
           <w:p>
-            <w:pPr>
-              <w:spacing w:after="0" w:line="259" w:lineRule="auto"/>
-            </w:pPr>
             <w:r>
-              <w:rPr>
-                <w:sz w:val="16"/>
-              </w:rPr>
-              <w:t>Two variations, worker, overlay and static fallback.</w:t>
+              <w:t xml:space="preserve">Existing story acceptance; see planning/backlog.json</w:t>
             </w:r>
           </w:p>
         </w:tc>
       </w:tr>
       <w:tr>
-        <w:trPr>
-          <w:cantSplit/>
-        </w:trPr>
         <w:tc>
           <w:tcPr>
-            <w:tcW w:type="dxa" w:w="3398"/>
-            <w:vAlign w:val="center"/>
-            <w:tcMar>
-              <w:top w:w="105" w:type="dxa"/>
-              <w:bottom w:w="105" w:type="dxa"/>
-              <w:left w:w="120" w:type="dxa"/>
-              <w:right w:w="120" w:type="dxa"/>
-            </w:tcMar>
-            <w:tcBorders>
-              <w:top w:val="single" w:sz="4" w:color="D9D9D9"/>
-              <w:left w:val="single" w:sz="4" w:color="D9D9D9"/>
-              <w:bottom w:val="single" w:sz="4" w:color="D9D9D9"/>
-              <w:right w:val="single" w:sz="4" w:color="D9D9D9"/>
-            </w:tcBorders>
+            <w:tcW w:w="0" w:type="auto"/>
           </w:tcPr>
           <w:p>
-            <w:pPr>
-              <w:spacing w:after="0" w:line="259" w:lineRule="auto"/>
-            </w:pPr>
             <w:r>
-              <w:rPr>
-                <w:sz w:val="16"/>
-              </w:rPr>
-              <w:t>Host dashboard, moderation and export</w:t>
+              <w:t xml:space="preserve">DCB-E09 Supervised pilot and learning</w:t>
             </w:r>
           </w:p>
         </w:tc>
         <w:tc>
           <w:tcPr>
-            <w:tcW w:type="dxa" w:w="979"/>
-            <w:vAlign w:val="center"/>
-            <w:tcMar>
-              <w:top w:w="105" w:type="dxa"/>
-              <w:bottom w:w="105" w:type="dxa"/>
-              <w:left w:w="120" w:type="dxa"/>
-              <w:right w:w="120" w:type="dxa"/>
-            </w:tcMar>
-            <w:tcBorders>
-              <w:top w:val="single" w:sz="4" w:color="D9D9D9"/>
-              <w:left w:val="single" w:sz="4" w:color="D9D9D9"/>
-              <w:bottom w:val="single" w:sz="4" w:color="D9D9D9"/>
-              <w:right w:val="single" w:sz="4" w:color="D9D9D9"/>
-            </w:tcBorders>
+            <w:tcW w:w="0" w:type="auto"/>
           </w:tcPr>
           <w:p>
-            <w:pPr>
-              <w:spacing w:after="0" w:line="259" w:lineRule="auto"/>
-            </w:pPr>
             <w:r>
-              <w:rPr>
-                <w:sz w:val="16"/>
-              </w:rPr>
-              <w:t>10–14</w:t>
+              <w:t xml:space="preserve">6</w:t>
             </w:r>
           </w:p>
         </w:tc>
         <w:tc>
           <w:tcPr>
-            <w:tcW w:type="dxa" w:w="5414"/>
-            <w:vAlign w:val="center"/>
-            <w:tcMar>
-              <w:top w:w="105" w:type="dxa"/>
-              <w:bottom w:w="105" w:type="dxa"/>
-              <w:left w:w="120" w:type="dxa"/>
-              <w:right w:w="120" w:type="dxa"/>
-            </w:tcMar>
-            <w:tcBorders>
-              <w:top w:val="single" w:sz="4" w:color="D9D9D9"/>
-              <w:left w:val="single" w:sz="4" w:color="D9D9D9"/>
-              <w:bottom w:val="single" w:sz="4" w:color="D9D9D9"/>
-              <w:right w:val="single" w:sz="4" w:color="D9D9D9"/>
-            </w:tcBorders>
+            <w:tcW w:w="0" w:type="auto"/>
           </w:tcPr>
           <w:p>
-            <w:pPr>
-              <w:spacing w:after="0" w:line="259" w:lineRule="auto"/>
-            </w:pPr>
             <w:r>
-              <w:rPr>
-                <w:sz w:val="16"/>
-              </w:rPr>
-              <w:t>Private list, consented book and audit.</w:t>
+              <w:t xml:space="preserve">Existing story acceptance; see planning/backlog.json</w:t>
             </w:r>
           </w:p>
         </w:tc>
       </w:tr>
       <w:tr>
-        <w:trPr>
-          <w:cantSplit/>
-        </w:trPr>
         <w:tc>
           <w:tcPr>
-            <w:tcW w:type="dxa" w:w="3398"/>
-            <w:vAlign w:val="center"/>
-            <w:tcMar>
-              <w:top w:w="105" w:type="dxa"/>
-              <w:bottom w:w="105" w:type="dxa"/>
-              <w:left w:w="120" w:type="dxa"/>
-              <w:right w:w="120" w:type="dxa"/>
-            </w:tcMar>
-            <w:tcBorders>
-              <w:top w:val="single" w:sz="4" w:color="D9D9D9"/>
-              <w:left w:val="single" w:sz="4" w:color="D9D9D9"/>
-              <w:bottom w:val="single" w:sz="4" w:color="D9D9D9"/>
-              <w:right w:val="single" w:sz="4" w:color="D9D9D9"/>
-            </w:tcBorders>
-            <w:shd w:fill="F3F6F8"/>
+            <w:tcW w:w="0" w:type="auto"/>
           </w:tcPr>
           <w:p>
-            <w:pPr>
-              <w:spacing w:after="0" w:line="259" w:lineRule="auto"/>
-            </w:pPr>
             <w:r>
-              <w:rPr>
-                <w:sz w:val="16"/>
-              </w:rPr>
-              <w:t>External cash handoff</w:t>
+              <w:t xml:space="preserve">DCB-E18 Database foundations and migrations</w:t>
             </w:r>
           </w:p>
         </w:tc>
         <w:tc>
           <w:tcPr>
-            <w:tcW w:type="dxa" w:w="979"/>
-            <w:vAlign w:val="center"/>
-            <w:tcMar>
-              <w:top w:w="105" w:type="dxa"/>
-              <w:bottom w:w="105" w:type="dxa"/>
-              <w:left w:w="120" w:type="dxa"/>
-              <w:right w:w="120" w:type="dxa"/>
-            </w:tcMar>
-            <w:tcBorders>
-              <w:top w:val="single" w:sz="4" w:color="D9D9D9"/>
-              <w:left w:val="single" w:sz="4" w:color="D9D9D9"/>
-              <w:bottom w:val="single" w:sz="4" w:color="D9D9D9"/>
-              <w:right w:val="single" w:sz="4" w:color="D9D9D9"/>
-            </w:tcBorders>
-            <w:shd w:fill="F3F6F8"/>
+            <w:tcW w:w="0" w:type="auto"/>
           </w:tcPr>
           <w:p>
-            <w:pPr>
-              <w:spacing w:after="0" w:line="259" w:lineRule="auto"/>
-            </w:pPr>
             <w:r>
-              <w:rPr>
-                <w:sz w:val="16"/>
-              </w:rPr>
-              <w:t>6–10</w:t>
+              <w:t xml:space="preserve">24</w:t>
             </w:r>
           </w:p>
         </w:tc>
         <w:tc>
           <w:tcPr>
-            <w:tcW w:type="dxa" w:w="5414"/>
-            <w:vAlign w:val="center"/>
-            <w:tcMar>
-              <w:top w:w="105" w:type="dxa"/>
-              <w:bottom w:w="105" w:type="dxa"/>
-              <w:left w:w="120" w:type="dxa"/>
-              <w:right w:w="120" w:type="dxa"/>
-            </w:tcMar>
-            <w:tcBorders>
-              <w:top w:val="single" w:sz="4" w:color="D9D9D9"/>
-              <w:left w:val="single" w:sz="4" w:color="D9D9D9"/>
-              <w:bottom w:val="single" w:sz="4" w:color="D9D9D9"/>
-              <w:right w:val="single" w:sz="4" w:color="D9D9D9"/>
-            </w:tcBorders>
-            <w:shd w:fill="F3F6F8"/>
+            <w:tcW w:w="0" w:type="auto"/>
           </w:tcPr>
           <w:p>
             <w:r>
-              <w:t>Host-selected allowlisted services, each exact identifier entered twice and confirmed by host, guest selection and versioned selected-route disclosure, no arbitrary redirect and honest unconfirmed status.</w:t>
+              <w:t xml:space="preserve">Existing story acceptance; see planning/backlog.json</w:t>
             </w:r>
           </w:p>
         </w:tc>
       </w:tr>
       <w:tr>
-        <w:trPr>
-          <w:cantSplit/>
-        </w:trPr>
         <w:tc>
           <w:tcPr>
-            <w:tcW w:type="dxa" w:w="3398"/>
-            <w:vAlign w:val="center"/>
-            <w:tcMar>
-              <w:top w:w="105" w:type="dxa"/>
-              <w:bottom w:w="105" w:type="dxa"/>
-              <w:left w:w="120" w:type="dxa"/>
-              <w:right w:w="120" w:type="dxa"/>
-            </w:tcMar>
-            <w:tcBorders>
-              <w:top w:val="single" w:sz="4" w:color="D9D9D9"/>
-              <w:left w:val="single" w:sz="4" w:color="D9D9D9"/>
-              <w:bottom w:val="single" w:sz="4" w:color="D9D9D9"/>
-              <w:right w:val="single" w:sz="4" w:color="D9D9D9"/>
-            </w:tcBorders>
+            <w:tcW w:w="0" w:type="auto"/>
           </w:tcPr>
           <w:p>
-            <w:pPr>
-              <w:spacing w:after="0" w:line="259" w:lineRule="auto"/>
-            </w:pPr>
             <w:r>
-              <w:rPr>
-                <w:sz w:val="16"/>
-              </w:rPr>
-              <w:t>Security, accessibility and integration QA</w:t>
+              <w:t xml:space="preserve">October subtotal</w:t>
             </w:r>
           </w:p>
         </w:tc>
         <w:tc>
           <w:tcPr>
-            <w:tcW w:type="dxa" w:w="979"/>
-            <w:vAlign w:val="center"/>
-            <w:tcMar>
-              <w:top w:w="105" w:type="dxa"/>
-              <w:bottom w:w="105" w:type="dxa"/>
-              <w:left w:w="120" w:type="dxa"/>
-              <w:right w:w="120" w:type="dxa"/>
-            </w:tcMar>
-            <w:tcBorders>
-              <w:top w:val="single" w:sz="4" w:color="D9D9D9"/>
-              <w:left w:val="single" w:sz="4" w:color="D9D9D9"/>
-              <w:bottom w:val="single" w:sz="4" w:color="D9D9D9"/>
-              <w:right w:val="single" w:sz="4" w:color="D9D9D9"/>
-            </w:tcBorders>
+            <w:tcW w:w="0" w:type="auto"/>
           </w:tcPr>
           <w:p>
-            <w:pPr>
-              <w:spacing w:after="0" w:line="259" w:lineRule="auto"/>
-            </w:pPr>
             <w:r>
-              <w:rPr>
-                <w:sz w:val="16"/>
-              </w:rPr>
-              <w:t>24–38</w:t>
+              <w:t xml:space="preserve">180</w:t>
             </w:r>
           </w:p>
         </w:tc>
         <w:tc>
           <w:tcPr>
-            <w:tcW w:type="dxa" w:w="5414"/>
-            <w:vAlign w:val="center"/>
-            <w:tcMar>
-              <w:top w:w="105" w:type="dxa"/>
-              <w:bottom w:w="105" w:type="dxa"/>
-              <w:left w:w="120" w:type="dxa"/>
-              <w:right w:w="120" w:type="dxa"/>
-            </w:tcMar>
-            <w:tcBorders>
-              <w:top w:val="single" w:sz="4" w:color="D9D9D9"/>
-              <w:left w:val="single" w:sz="4" w:color="D9D9D9"/>
-              <w:bottom w:val="single" w:sz="4" w:color="D9D9D9"/>
-              <w:right w:val="single" w:sz="4" w:color="D9D9D9"/>
-            </w:tcBorders>
+            <w:tcW w:w="0" w:type="auto"/>
           </w:tcPr>
           <w:p>
             <w:r>
-              <w:t>Wrong or changed payee, method switch, disabled/stale route and cross-event access, mobile, gift-only boundaries, revocation and no false receipt claims; scripted errors all pass.</w:t>
+              <w:t xml:space="preserve">54 October stories; conditional Oct 31 target</w:t>
             </w:r>
           </w:p>
         </w:tc>
       </w:tr>
       <w:tr>
-        <w:trPr>
-          <w:cantSplit/>
-        </w:trPr>
         <w:tc>
           <w:tcPr>
-            <w:tcW w:type="dxa" w:w="3398"/>
-            <w:vAlign w:val="center"/>
-            <w:tcMar>
-              <w:top w:w="105" w:type="dxa"/>
-              <w:bottom w:w="105" w:type="dxa"/>
-              <w:left w:w="120" w:type="dxa"/>
-              <w:right w:w="120" w:type="dxa"/>
-            </w:tcMar>
-            <w:tcBorders>
-              <w:top w:val="single" w:sz="4" w:color="D9D9D9"/>
-              <w:left w:val="single" w:sz="4" w:color="D9D9D9"/>
-              <w:bottom w:val="single" w:sz="4" w:color="D9D9D9"/>
-              <w:right w:val="single" w:sz="4" w:color="D9D9D9"/>
-            </w:tcBorders>
-            <w:shd w:fill="F3F6F8"/>
+            <w:tcW w:w="0" w:type="auto"/>
           </w:tcPr>
           <w:p>
-            <w:pPr>
-              <w:spacing w:after="0" w:line="259" w:lineRule="auto"/>
-            </w:pPr>
             <w:r>
-              <w:rPr>
-                <w:sz w:val="16"/>
-              </w:rPr>
-              <w:t>Supervised pilot fixes and observability</w:t>
+              <w:t xml:space="preserve">Separate follow-on pilot</w:t>
             </w:r>
           </w:p>
         </w:tc>
         <w:tc>
           <w:tcPr>
-            <w:tcW w:type="dxa" w:w="979"/>
-            <w:vAlign w:val="center"/>
-            <w:tcMar>
-              <w:top w:w="105" w:type="dxa"/>
-              <w:bottom w:w="105" w:type="dxa"/>
-              <w:left w:w="120" w:type="dxa"/>
-              <w:right w:w="120" w:type="dxa"/>
-            </w:tcMar>
-            <w:tcBorders>
-              <w:top w:val="single" w:sz="4" w:color="D9D9D9"/>
-              <w:left w:val="single" w:sz="4" w:color="D9D9D9"/>
-              <w:bottom w:val="single" w:sz="4" w:color="D9D9D9"/>
-              <w:right w:val="single" w:sz="4" w:color="D9D9D9"/>
-            </w:tcBorders>
-            <w:shd w:fill="F3F6F8"/>
+            <w:tcW w:w="0" w:type="auto"/>
           </w:tcPr>
           <w:p>
-            <w:pPr>
-              <w:spacing w:after="0" w:line="259" w:lineRule="auto"/>
-            </w:pPr>
             <w:r>
-              <w:rPr>
-                <w:sz w:val="16"/>
-              </w:rPr>
-              <w:t>12–16</w:t>
+              <w:t xml:space="preserve">12–35</w:t>
             </w:r>
           </w:p>
         </w:tc>
         <w:tc>
           <w:tcPr>
-            <w:tcW w:type="dxa" w:w="5414"/>
-            <w:vAlign w:val="center"/>
-            <w:tcMar>
-              <w:top w:w="105" w:type="dxa"/>
-              <w:bottom w:w="105" w:type="dxa"/>
-              <w:left w:w="120" w:type="dxa"/>
-              <w:right w:w="120" w:type="dxa"/>
-            </w:tcMar>
-            <w:tcBorders>
-              <w:top w:val="single" w:sz="4" w:color="D9D9D9"/>
-              <w:left w:val="single" w:sz="4" w:color="D9D9D9"/>
-              <w:bottom w:val="single" w:sz="4" w:color="D9D9D9"/>
-              <w:right w:val="single" w:sz="4" w:color="D9D9D9"/>
-            </w:tcBorders>
-            <w:shd w:fill="F3F6F8"/>
+            <w:tcW w:w="0" w:type="auto"/>
           </w:tcPr>
           <w:p>
-            <w:pPr>
-              <w:spacing w:after="0" w:line="259" w:lineRule="auto"/>
-            </w:pPr>
             <w:r>
-              <w:rPr>
-                <w:sz w:val="16"/>
-              </w:rPr>
-              <w:t>Pilot measurement, alerts and priority fixes.</w:t>
+              <w:t xml:space="preserve">Supervised occasions/art/fixes; provisional allowance</w:t>
             </w:r>
           </w:p>
         </w:tc>
       </w:tr>
       <w:tr>
-        <w:trPr>
-          <w:cantSplit/>
-        </w:trPr>
         <w:tc>
           <w:tcPr>
-            <w:tcW w:type="dxa" w:w="3398"/>
-            <w:vAlign w:val="center"/>
-            <w:tcMar>
-              <w:top w:w="105" w:type="dxa"/>
-              <w:bottom w:w="105" w:type="dxa"/>
-              <w:left w:w="120" w:type="dxa"/>
-              <w:right w:w="120" w:type="dxa"/>
-            </w:tcMar>
-            <w:tcBorders>
-              <w:top w:val="single" w:sz="4" w:color="D9D9D9"/>
-              <w:left w:val="single" w:sz="4" w:color="D9D9D9"/>
-              <w:bottom w:val="single" w:sz="4" w:color="D9D9D9"/>
-              <w:right w:val="single" w:sz="4" w:color="D9D9D9"/>
-            </w:tcBorders>
-            <w:shd w:fill="F3F6F8"/>
+            <w:tcW w:w="0" w:type="auto"/>
           </w:tcPr>
           <w:p>
             <w:r>
-              <w:t>Multiple-service selection and regression</w:t>
+              <w:t xml:space="preserve">Broader pilot subtotal</w:t>
             </w:r>
           </w:p>
         </w:tc>
         <w:tc>
           <w:tcPr>
-            <w:tcW w:type="dxa" w:w="979"/>
-            <w:vAlign w:val="center"/>
-            <w:tcMar>
-              <w:top w:w="105" w:type="dxa"/>
-              <w:bottom w:w="105" w:type="dxa"/>
-              <w:left w:w="120" w:type="dxa"/>
-              <w:right w:w="120" w:type="dxa"/>
-            </w:tcMar>
-            <w:tcBorders>
-              <w:top w:val="single" w:sz="4" w:color="D9D9D9"/>
-              <w:left w:val="single" w:sz="4" w:color="D9D9D9"/>
-              <w:bottom w:val="single" w:sz="4" w:color="D9D9D9"/>
-              <w:right w:val="single" w:sz="4" w:color="D9D9D9"/>
-            </w:tcBorders>
-            <w:shd w:fill="F3F6F8"/>
+            <w:tcW w:w="0" w:type="auto"/>
           </w:tcPr>
           <w:p>
             <w:r>
-              <w:t>6–12</w:t>
+              <w:t xml:space="preserve">192–215</w:t>
             </w:r>
           </w:p>
         </w:tc>
         <w:tc>
           <w:tcPr>
-            <w:tcW w:type="dxa" w:w="5414"/>
-            <w:vAlign w:val="center"/>
-            <w:tcMar>
-              <w:top w:w="105" w:type="dxa"/>
-              <w:bottom w:w="105" w:type="dxa"/>
-              <w:left w:w="120" w:type="dxa"/>
-              <w:right w:w="120" w:type="dxa"/>
-            </w:tcMar>
-            <w:tcBorders>
-              <w:top w:val="single" w:sz="4" w:color="D9D9D9"/>
-              <w:left w:val="single" w:sz="4" w:color="D9D9D9"/>
-              <w:bottom w:val="single" w:sz="4" w:color="D9D9D9"/>
-              <w:right w:val="single" w:sz="4" w:color="D9D9D9"/>
-            </w:tcBorders>
-            <w:shd w:fill="F3F6F8"/>
+            <w:tcW w:w="0" w:type="auto"/>
           </w:tcPr>
           <w:p>
             <w:r>
-              <w:t>Host can enable any subset; guest switches services; only edited route pauses; selected ID/version is checked at handoff.</w:t>
-            </w:r>
-          </w:p>
-        </w:tc>
-      </w:tr>
-      <w:tr>
-        <w:trPr>
-          <w:cantSplit/>
-        </w:trPr>
-        <w:tc>
-          <w:tcPr>
-            <w:tcW w:type="dxa" w:w="3398"/>
-            <w:vAlign w:val="center"/>
-            <w:tcMar>
-              <w:top w:w="105" w:type="dxa"/>
-              <w:bottom w:w="105" w:type="dxa"/>
-              <w:left w:w="120" w:type="dxa"/>
-              <w:right w:w="120" w:type="dxa"/>
-            </w:tcMar>
-            <w:tcBorders>
-              <w:top w:val="single" w:sz="4" w:color="D9D9D9"/>
-              <w:left w:val="single" w:sz="4" w:color="D9D9D9"/>
-              <w:bottom w:val="single" w:sz="4" w:color="D9D9D9"/>
-              <w:right w:val="single" w:sz="4" w:color="D9D9D9"/>
-            </w:tcBorders>
-          </w:tcPr>
-          <w:p>
-            <w:pPr>
-              <w:spacing w:after="0" w:line="259" w:lineRule="auto"/>
-            </w:pPr>
-            <w:r>
-              <w:rPr>
-                <w:sz w:val="16"/>
-              </w:rPr>
-              <w:t>External pilot subtotal</w:t>
-            </w:r>
-          </w:p>
-        </w:tc>
-        <w:tc>
-          <w:tcPr>
-            <w:tcW w:type="dxa" w:w="979"/>
-            <w:vAlign w:val="center"/>
-            <w:tcMar>
-              <w:top w:w="105" w:type="dxa"/>
-              <w:bottom w:w="105" w:type="dxa"/>
-              <w:left w:w="120" w:type="dxa"/>
-              <w:right w:w="120" w:type="dxa"/>
-            </w:tcMar>
-            <w:tcBorders>
-              <w:top w:val="single" w:sz="4" w:color="D9D9D9"/>
-              <w:left w:val="single" w:sz="4" w:color="D9D9D9"/>
-              <w:bottom w:val="single" w:sz="4" w:color="D9D9D9"/>
-              <w:right w:val="single" w:sz="4" w:color="D9D9D9"/>
-            </w:tcBorders>
-          </w:tcPr>
-          <w:p>
-            <w:r>
-              <w:t>126–192</w:t>
-            </w:r>
-          </w:p>
-        </w:tc>
-        <w:tc>
-          <w:tcPr>
-            <w:tcW w:type="dxa" w:w="5414"/>
-            <w:vAlign w:val="center"/>
-            <w:tcMar>
-              <w:top w:w="105" w:type="dxa"/>
-              <w:bottom w:w="105" w:type="dxa"/>
-              <w:left w:w="120" w:type="dxa"/>
-              <w:right w:w="120" w:type="dxa"/>
-            </w:tcMar>
-            <w:tcBorders>
-              <w:top w:val="single" w:sz="4" w:color="D9D9D9"/>
-              <w:left w:val="single" w:sz="4" w:color="D9D9D9"/>
-              <w:bottom w:val="single" w:sz="4" w:color="D9D9D9"/>
-              <w:right w:val="single" w:sz="4" w:color="D9D9D9"/>
-            </w:tcBorders>
-          </w:tcPr>
-          <w:p>
-            <w:r>
-              <w:t>3.2–4.8 focused full-time engineering weeks; roughly 6–8 calendar weeks with host trials.</w:t>
+              <w:t xml:space="preserve">Overlap/capacity reestimation required</w:t>
             </w:r>
           </w:p>
         </w:tc>
@@ -3976,7 +2278,7 @@
           </w:tcPr>
           <w:p>
             <w:r>
-              <w:t>266–412</w:t>
+              <w:t xml:space="preserve">332–435</w:t>
             </w:r>
           </w:p>
         </w:tc>
@@ -4005,7 +2307,7 @@
               <w:rPr>
                 <w:sz w:val="16"/>
               </w:rPr>
-              <w:t>6.5–10 focused weeks, spread across a gated calendar.</w:t>
+              <w:t xml:space="preserve">8.3–10.9 focused weeks, spread across a gated calendar.</w:t>
             </w:r>
           </w:p>
         </w:tc>
@@ -4026,7 +2328,7 @@
     </w:p>
     <w:p>
       <w:r>
-        <w:t>The October private MVP is 114–157 focused hours, or about 38–52 hours each week from 12–31 October. The full external pilot remains 126–192 hours after supervised validation and image experiments; later integrated payments add 140–220 hours only after written approval. AI shortens drafting but cannot replace human review of authorization, payment routing, lifecycle boundaries or accessibility. If a release gate fails, keep the private beta closed and move the date rather than remove those checks.</w:t>
+        <w:t xml:space="preserve">The October private MVP is 180 focused hours, or about 60 hours per week on average, with 72 scheduled in the first week from 12–31 October. The full external pilot remains 192–215 hours after supervised validation and image experiments; later integrated payments add 140–220 hours only after written approval. AI shortens drafting but cannot replace human review of authorization, payment routing, lifecycle boundaries or accessibility. If a release gate fails, keep the private beta closed and move the date rather than remove those checks.</w:t>
       </w:r>
     </w:p>
     <w:p>
@@ -4094,7 +2396,7 @@
     <w:p>
       <w:pPr/>
       <w:r>
-        <w:t>The October private MVP excludes generated image backgrounds and commercial music. The broader external-wallet pilot is 126–192 engineering hours over roughly 6–8 calendar weeks, including the October 114–157-hour slice and 12–35 hours of follow-on art exploration, supervised events and fixes. Licensed music adds 16–28 hours after rights clearance. Vendor work and waiting time are separate.</w:t>
+        <w:t xml:space="preserve">The October private MVP excludes generated image backgrounds and commercial music. The broader external-wallet pilot is 192–215 engineering hours over roughly 6–8 calendar weeks, including the October 180-hour slice and 12–35 hours of follow-on art exploration, supervised events and fixes. Licensed music adds 16–28 hours after rights clearance. Vendor work and waiting time are separate.</w:t>
       </w:r>
     </w:p>
     <w:tbl>
@@ -4453,7 +2755,7 @@
     <w:p>
       <w:pPr/>
       <w:r>
-        <w:t>Licensed music is after the October MVP. If added to the full external pilot, allow 142–220 hours (126–192 plus 16–28). Art sourcing takes 8–16 separate design hours. A no-song, editable static card always works.</w:t>
+        <w:t xml:space="preserve">Licensed music is after the October MVP. If added to the full external pilot, allow 208–243 hours (192–215 plus 16–28). Art sourcing takes 8–16 separate design hours. A no-song, editable static card always works.</w:t>
       </w:r>
     </w:p>
     <w:p>
@@ -4501,6 +2803,44 @@
     <w:p>
       <w:r>
         <w:t>The $4.99 premium card and $15/$30/$79 event-book tiers in the Financial Summary are test offers after the free October MVP and broader pilot. The book counts 0–99 / 100–299 / 300+ consented entries after day 90. Guests are never blocked at a tier threshold. Standalone hosted product checkout adds 12–20 engineering hours and is not required for the October release; the fixed $500 developer fee still applies.</w:t>
+      </w:r>
+    </w:p>
+    <w:p>
+      <w:pPr>
+        <w:pStyle w:val="Heading1"/>
+      </w:pPr>
+      <w:r>
+        <w:t xml:space="preserve">Database design and delivery update — 13 October 2026</w:t>
+      </w:r>
+    </w:p>
+    <w:p>
+      <w:r>
+        <w:t xml:space="preserve">Canonical decisions: docs/specs/DATA_MODEL.md and ADR 0005. Use one managed PostgreSQL database per environment with private object storage for photos and exports. Evaluate Supabase first; actual provider, version, identity integration and connection adapter remain subject to the ADR 0001 deployment spike. No database/service is provisioned by this planning change.</w:t>
+      </w:r>
+    </w:p>
+    <w:p>
+      <w:r>
+        <w:t xml:space="preserve">Store one provider-linked customer identity, anonymous event-scoped guests separate from expiring sessions, unified note/card submissions, explicit consent and moderation history, immutable encrypted gift destination versions, external intent/activity and private book snapshots/exports. Module boundaries remain public contracts with scoped relational keys and short shared transactions. Outbox and deduplication protect accepted writes and host alerts.</w:t>
+      </w:r>
+    </w:p>
+    <w:p>
+      <w:r>
+        <w:t xml:space="preserve">External gift activity is unconfirmed unless the host marks a checked receipt; neither a handoff nor a guest report proves payment. Future premium purchase transactions belong to Billing orders/attempts/verified events/entitlements/refunds. Approved integrated gift processing has a separate Gifts ledger/payout/reconciliation design and requires a new provider-approved ADR.</w:t>
+      </w:r>
+    </w:p>
+    <w:p>
+      <w:r>
+        <w:t xml:space="preserve">The detailed backlog now has 180 October hours across 54 stories: previous 156 hours plus 24 explicit database-foundation hours in DCB-E18. Weekly totals are 72/54/54, so October 31 requires capacity replanning. The prior 114–157 October and 126–192 broader-pilot ranges are historical; the provisional broader pilot is 192–215 hours (180 + prior 12–35 follow-on allowance), pending overlap review. Do not add the old aggregate database allowance again. The fixed one-time $500 development arrangement and vendor-price assumptions are unchanged.</w:t>
+      </w:r>
+    </w:p>
+    <w:p>
+      <w:r>
+        <w:t xml:space="preserve">Existing feature stories own behavior; existing Security stories own encryption and tested database/media restore, published retention and a manual deletion runbook. Database design alone is not implementation or verified transaction history. Guest intake closure does not delete private CardVault records or promise indefinite hosting. Automated deletion and future checkout remain Post-MVP.</w:t>
+      </w:r>
+    </w:p>
+    <w:p>
+      <w:r>
+        <w:t xml:space="preserve">The schedule and external-pilot table above now mirror the canonical story estimates. Older range statements elsewhere in this reference describe the original planning case and are superseded for scheduling by this 180-hour baseline. Later integrated-payment and licensing estimates remain separate; October database work is not billed twice.</w:t>
       </w:r>
     </w:p>
     <w:sectPr>
